--- a/t20_s1.docx
+++ b/t20_s1.docx
@@ -3,2168 +3,1763 @@
 <w:document xmlns:wpc="http://schemas.microsoft.com/office/word/2010/wordprocessingCanvas" xmlns:mo="http://schemas.microsoft.com/office/mac/office/2008/main" xmlns:mc="http://schemas.openxmlformats.org/markup-compatibility/2006" xmlns:mv="urn:schemas-microsoft-com:mac:vml" xmlns:o="urn:schemas-microsoft-com:office:office" xmlns:r="http://schemas.openxmlformats.org/officeDocument/2006/relationships" xmlns:m="http://schemas.openxmlformats.org/officeDocument/2006/math" xmlns:v="urn:schemas-microsoft-com:vml" xmlns:wp14="http://schemas.microsoft.com/office/word/2010/wordprocessingDrawing" xmlns:wp="http://schemas.openxmlformats.org/drawingml/2006/wordprocessingDrawing" xmlns:w10="urn:schemas-microsoft-com:office:word" xmlns:w="http://schemas.openxmlformats.org/wordprocessingml/2006/main" xmlns:w14="http://schemas.microsoft.com/office/word/2010/wordml" xmlns:wpg="http://schemas.microsoft.com/office/word/2010/wordprocessingGroup" xmlns:wpi="http://schemas.microsoft.com/office/word/2010/wordprocessingInk" xmlns:wne="http://schemas.microsoft.com/office/word/2006/wordml" xmlns:wps="http://schemas.microsoft.com/office/word/2010/wordprocessingShape" mc:Ignorable="w14 wp14">
   <w:body>
     <w:p>
-      <w:pPr>
-        <w:spacing w:after="20" w:before="120"/>
-      </w:pPr>
-      <w:r>
-        <w:rPr>
-          <w:b/>
-          <w:sz w:val="22"/>
-        </w:rPr>
-        <w:t>Question: The regular monitoring of blood pressure is under which level of prevention?</w:t>
-      </w:r>
-    </w:p>
-    <w:p>
-      <w:pPr>
-        <w:spacing w:after="0" w:before="0"/>
-      </w:pPr>
-      <w:r>
-        <w:rPr>
-          <w:b w:val="0"/>
-          <w:sz w:val="22"/>
-        </w:rPr>
-        <w:t>(a) Secondary</w:t>
-      </w:r>
-    </w:p>
-    <w:p>
-      <w:pPr>
-        <w:spacing w:after="0" w:before="0"/>
-      </w:pPr>
-      <w:r>
-        <w:rPr>
-          <w:b w:val="0"/>
-          <w:sz w:val="22"/>
-        </w:rPr>
-        <w:t>(b) Primary</w:t>
-      </w:r>
-    </w:p>
-    <w:p>
-      <w:pPr>
-        <w:spacing w:after="0" w:before="0"/>
-      </w:pPr>
-      <w:r>
-        <w:rPr>
-          <w:b w:val="0"/>
-          <w:sz w:val="22"/>
-        </w:rPr>
-        <w:t>(c) Primordial</w:t>
-      </w:r>
-    </w:p>
-    <w:p>
-      <w:pPr>
-        <w:spacing w:after="0" w:before="0"/>
-      </w:pPr>
-      <w:r>
-        <w:rPr>
-          <w:b w:val="0"/>
-          <w:sz w:val="22"/>
-        </w:rPr>
-        <w:t>(d) Tertiary</w:t>
-      </w:r>
-    </w:p>
-    <w:p>
-      <w:pPr>
-        <w:spacing w:after="0" w:before="40"/>
-      </w:pPr>
-      <w:r>
-        <w:rPr>
-          <w:b/>
-          <w:sz w:val="22"/>
-        </w:rPr>
-        <w:t>Answer: a</w:t>
-      </w:r>
-    </w:p>
-    <w:p>
-      <w:pPr>
-        <w:spacing w:after="0" w:before="0"/>
-      </w:pPr>
-      <w:r>
-        <w:rPr>
-          <w:b w:val="0"/>
-          <w:sz w:val="21"/>
-        </w:rPr>
-        <w:t>Solution: Regular blood pressure monitoring for early detection of hypertension is an example of secondary prevention.</w:t>
-      </w:r>
-    </w:p>
-    <w:p>
-      <w:pPr>
-        <w:spacing w:after="0" w:before="0"/>
-      </w:pPr>
-      <w:r>
-        <w:rPr>
-          <w:b w:val="0"/>
-          <w:sz w:val="20"/>
-        </w:rPr>
-        <w:t>Positive Marks: 1</w:t>
-      </w:r>
-    </w:p>
-    <w:p>
-      <w:pPr>
-        <w:spacing w:after="160" w:before="0"/>
-      </w:pPr>
-      <w:r>
-        <w:rPr>
-          <w:b w:val="0"/>
-          <w:sz w:val="20"/>
-        </w:rPr>
-        <w:t>Negative Marks: 0.25</w:t>
-      </w:r>
-    </w:p>
-    <w:p>
-      <w:pPr>
-        <w:spacing w:after="20" w:before="120"/>
-      </w:pPr>
-      <w:r>
-        <w:rPr>
-          <w:b/>
-          <w:sz w:val="22"/>
-        </w:rPr>
-        <w:t>Question: What is the immediate intervention for a patient with tension pneumothorax?</w:t>
-      </w:r>
-    </w:p>
-    <w:p>
-      <w:pPr>
-        <w:spacing w:after="0" w:before="0"/>
-      </w:pPr>
-      <w:r>
-        <w:rPr>
-          <w:b w:val="0"/>
-          <w:sz w:val="22"/>
-        </w:rPr>
-        <w:t>(a) Insert a chest tube in the 6th-7th intercostal space</w:t>
-      </w:r>
-    </w:p>
-    <w:p>
-      <w:pPr>
-        <w:spacing w:after="0" w:before="0"/>
-      </w:pPr>
-      <w:r>
-        <w:rPr>
-          <w:b w:val="0"/>
-          <w:sz w:val="22"/>
-        </w:rPr>
-        <w:t>(b) Needle decompression at the 2nd intercostal space, midclavicular line</w:t>
-      </w:r>
-    </w:p>
-    <w:p>
-      <w:pPr>
-        <w:spacing w:after="0" w:before="0"/>
-      </w:pPr>
-      <w:r>
-        <w:rPr>
-          <w:b w:val="0"/>
-          <w:sz w:val="22"/>
-        </w:rPr>
-        <w:t>(c) Insert a chest tube in the 8th-9th intercostal space</w:t>
-      </w:r>
-    </w:p>
-    <w:p>
-      <w:pPr>
-        <w:spacing w:after="0" w:before="0"/>
-      </w:pPr>
-      <w:r>
-        <w:rPr>
-          <w:b w:val="0"/>
-          <w:sz w:val="22"/>
-        </w:rPr>
-        <w:t>(d) No intervention is needed</w:t>
-      </w:r>
-    </w:p>
-    <w:p>
-      <w:pPr>
-        <w:spacing w:after="0" w:before="40"/>
-      </w:pPr>
-      <w:r>
-        <w:rPr>
-          <w:b/>
-          <w:sz w:val="22"/>
-        </w:rPr>
-        <w:t>Answer: b</w:t>
-      </w:r>
-    </w:p>
-    <w:p>
-      <w:pPr>
-        <w:spacing w:after="0" w:before="0"/>
-      </w:pPr>
-      <w:r>
-        <w:rPr>
-          <w:b w:val="0"/>
-          <w:sz w:val="21"/>
-        </w:rPr>
-        <w:t>Solution: Tension pneumothorax is a life-threatening emergency; immediate needle decompression is done at the 2nd intercostal space, midclavicular line, followed by chest tube insertion.</w:t>
-      </w:r>
-    </w:p>
-    <w:p>
-      <w:pPr>
-        <w:spacing w:after="0" w:before="0"/>
-      </w:pPr>
-      <w:r>
-        <w:rPr>
-          <w:b w:val="0"/>
-          <w:sz w:val="20"/>
-        </w:rPr>
-        <w:t>Positive Marks: 1</w:t>
-      </w:r>
-    </w:p>
-    <w:p>
-      <w:pPr>
-        <w:spacing w:after="160" w:before="0"/>
-      </w:pPr>
-      <w:r>
-        <w:rPr>
-          <w:b w:val="0"/>
-          <w:sz w:val="20"/>
-        </w:rPr>
-        <w:t>Negative Marks: 0.25</w:t>
-      </w:r>
-    </w:p>
-    <w:p>
-      <w:pPr>
-        <w:spacing w:after="20" w:before="120"/>
-      </w:pPr>
-      <w:r>
-        <w:rPr>
-          <w:b/>
-          <w:sz w:val="22"/>
-        </w:rPr>
-        <w:t>Question: A client is at 35 weeks of gestation and calls the nurse at the clinic and reports a sudden discharge of fluid from the vagina. Based on the data provided, the suspects which of the following conditions?</w:t>
-      </w:r>
-    </w:p>
-    <w:p>
-      <w:pPr>
-        <w:spacing w:after="0" w:before="0"/>
-      </w:pPr>
-      <w:r>
-        <w:rPr>
-          <w:b w:val="0"/>
-          <w:sz w:val="22"/>
-        </w:rPr>
-        <w:t>(a) Preterm labor</w:t>
-      </w:r>
-    </w:p>
-    <w:p>
-      <w:pPr>
-        <w:spacing w:after="0" w:before="0"/>
-      </w:pPr>
-      <w:r>
-        <w:rPr>
-          <w:b w:val="0"/>
-          <w:sz w:val="22"/>
-        </w:rPr>
-        <w:t>(b) Intrauterine fetal demise</w:t>
-      </w:r>
-    </w:p>
-    <w:p>
-      <w:pPr>
-        <w:spacing w:after="0" w:before="0"/>
-      </w:pPr>
-      <w:r>
-        <w:rPr>
-          <w:b w:val="0"/>
-          <w:sz w:val="22"/>
-        </w:rPr>
-        <w:t>(c) Miscarriage</w:t>
-      </w:r>
-    </w:p>
-    <w:p>
-      <w:pPr>
-        <w:spacing w:after="0" w:before="0"/>
-      </w:pPr>
-      <w:r>
-        <w:rPr>
-          <w:b w:val="0"/>
-          <w:sz w:val="22"/>
-        </w:rPr>
-        <w:t>(d) Premature rupture of the membranes</w:t>
-      </w:r>
-    </w:p>
-    <w:p>
-      <w:pPr>
-        <w:spacing w:after="0" w:before="40"/>
-      </w:pPr>
-      <w:r>
-        <w:rPr>
-          <w:b/>
-          <w:sz w:val="22"/>
-        </w:rPr>
-        <w:t>Answer: d</w:t>
-      </w:r>
-    </w:p>
-    <w:p>
-      <w:pPr>
-        <w:spacing w:after="0" w:before="0"/>
-      </w:pPr>
-      <w:r>
-        <w:rPr>
-          <w:b w:val="0"/>
-          <w:sz w:val="21"/>
-        </w:rPr>
-        <w:t>Solution: Sudden gush of fluid per vaginum at 35 weeks suggests premature rupture of membranes (PROM).</w:t>
-      </w:r>
-    </w:p>
-    <w:p>
-      <w:pPr>
-        <w:spacing w:after="0" w:before="0"/>
-      </w:pPr>
-      <w:r>
-        <w:rPr>
-          <w:b w:val="0"/>
-          <w:sz w:val="20"/>
-        </w:rPr>
-        <w:t>Positive Marks: 1</w:t>
-      </w:r>
-    </w:p>
-    <w:p>
-      <w:pPr>
-        <w:spacing w:after="160" w:before="0"/>
-      </w:pPr>
-      <w:r>
-        <w:rPr>
-          <w:b w:val="0"/>
-          <w:sz w:val="20"/>
-        </w:rPr>
-        <w:t>Negative Marks: 0.25</w:t>
-      </w:r>
-    </w:p>
-    <w:p>
-      <w:pPr>
-        <w:spacing w:after="20" w:before="120"/>
-      </w:pPr>
-      <w:r>
-        <w:rPr>
-          <w:b/>
-          <w:sz w:val="22"/>
-        </w:rPr>
-        <w:t>Question: Patient is having Temp. - 104F, BP - 140/90 mm Hg, RR - 28/min, Pain scale - 5. Which factor you will primarily manage in this patient:</w:t>
-      </w:r>
-    </w:p>
-    <w:p>
-      <w:pPr>
-        <w:spacing w:after="0" w:before="0"/>
-      </w:pPr>
-      <w:r>
-        <w:rPr>
-          <w:b w:val="0"/>
-          <w:sz w:val="22"/>
-        </w:rPr>
-        <w:t>(a) BP 140/90 mm Hg</w:t>
-      </w:r>
-    </w:p>
-    <w:p>
-      <w:pPr>
-        <w:spacing w:after="0" w:before="0"/>
-      </w:pPr>
-      <w:r>
-        <w:rPr>
-          <w:b w:val="0"/>
-          <w:sz w:val="22"/>
-        </w:rPr>
-        <w:t>(b) Pain scale 5</w:t>
-      </w:r>
-    </w:p>
-    <w:p>
-      <w:pPr>
-        <w:spacing w:after="0" w:before="0"/>
-      </w:pPr>
-      <w:r>
-        <w:rPr>
-          <w:b w:val="0"/>
-          <w:sz w:val="22"/>
-        </w:rPr>
-        <w:t>(c) RR - 30/min</w:t>
-      </w:r>
-    </w:p>
-    <w:p>
-      <w:pPr>
-        <w:spacing w:after="0" w:before="0"/>
-      </w:pPr>
-      <w:r>
-        <w:rPr>
-          <w:b w:val="0"/>
-          <w:sz w:val="22"/>
-        </w:rPr>
-        <w:t>(d) Temp 104F</w:t>
-      </w:r>
-    </w:p>
-    <w:p>
-      <w:pPr>
-        <w:spacing w:after="0" w:before="40"/>
-      </w:pPr>
-      <w:r>
-        <w:rPr>
-          <w:b/>
-          <w:sz w:val="22"/>
-        </w:rPr>
-        <w:t>Answer: d</w:t>
-      </w:r>
-    </w:p>
-    <w:p>
-      <w:pPr>
-        <w:spacing w:after="0" w:before="0"/>
-      </w:pPr>
-      <w:r>
-        <w:rPr>
-          <w:b w:val="0"/>
-          <w:sz w:val="21"/>
-        </w:rPr>
-        <w:t>Solution: A temperature of 104°F is the abnormal (priority) finding; BP 140/90, RR 28 and pain 5 may be within acceptable limits in context.</w:t>
-      </w:r>
-    </w:p>
-    <w:p>
-      <w:pPr>
-        <w:spacing w:after="0" w:before="0"/>
-      </w:pPr>
-      <w:r>
-        <w:rPr>
-          <w:b w:val="0"/>
-          <w:sz w:val="20"/>
-        </w:rPr>
-        <w:t>Positive Marks: 1</w:t>
-      </w:r>
-    </w:p>
-    <w:p>
-      <w:pPr>
-        <w:spacing w:after="160" w:before="0"/>
-      </w:pPr>
-      <w:r>
-        <w:rPr>
-          <w:b w:val="0"/>
-          <w:sz w:val="20"/>
-        </w:rPr>
-        <w:t>Negative Marks: 0.25</w:t>
-      </w:r>
-    </w:p>
-    <w:p>
-      <w:pPr>
-        <w:spacing w:after="20" w:before="120"/>
-      </w:pPr>
-      <w:r>
-        <w:rPr>
-          <w:b/>
-          <w:sz w:val="22"/>
-        </w:rPr>
-        <w:t>Question: What is the most common cause of delirium in older adults?</w:t>
-      </w:r>
-    </w:p>
-    <w:p>
-      <w:pPr>
-        <w:spacing w:after="0" w:before="0"/>
-      </w:pPr>
-      <w:r>
-        <w:rPr>
-          <w:b w:val="0"/>
-          <w:sz w:val="22"/>
-        </w:rPr>
-        <w:t>(a) Dementia</w:t>
-      </w:r>
-    </w:p>
-    <w:p>
-      <w:pPr>
-        <w:spacing w:after="0" w:before="0"/>
-      </w:pPr>
-      <w:r>
-        <w:rPr>
-          <w:b w:val="0"/>
-          <w:sz w:val="22"/>
-        </w:rPr>
-        <w:t>(b) Hypoxia</w:t>
-      </w:r>
-    </w:p>
-    <w:p>
-      <w:pPr>
-        <w:spacing w:after="0" w:before="0"/>
-      </w:pPr>
-      <w:r>
-        <w:rPr>
-          <w:b w:val="0"/>
-          <w:sz w:val="22"/>
-        </w:rPr>
-        <w:t>(c) Long term medicine</w:t>
-      </w:r>
-    </w:p>
-    <w:p>
-      <w:pPr>
-        <w:spacing w:after="0" w:before="0"/>
-      </w:pPr>
-      <w:r>
-        <w:rPr>
-          <w:b w:val="0"/>
-          <w:sz w:val="22"/>
-        </w:rPr>
-        <w:t>(d) Alcohol withdrawal</w:t>
-      </w:r>
-    </w:p>
-    <w:p>
-      <w:pPr>
-        <w:spacing w:after="0" w:before="40"/>
-      </w:pPr>
-      <w:r>
-        <w:rPr>
-          <w:b/>
-          <w:sz w:val="22"/>
-        </w:rPr>
-        <w:t>Answer: a</w:t>
-      </w:r>
-    </w:p>
-    <w:p>
-      <w:pPr>
-        <w:spacing w:after="0" w:before="0"/>
-      </w:pPr>
-      <w:r>
-        <w:rPr>
-          <w:b w:val="0"/>
-          <w:sz w:val="21"/>
-        </w:rPr>
-        <w:t>Solution: Older adults with dementia may be more susceptible to delirium due to the underlying brain changes and increased vulnerability to medical conditions, infections, and other factors that can trigger delirium.</w:t>
-      </w:r>
-    </w:p>
-    <w:p>
-      <w:pPr>
-        <w:spacing w:after="0" w:before="0"/>
-      </w:pPr>
-      <w:r>
-        <w:rPr>
-          <w:b w:val="0"/>
-          <w:sz w:val="20"/>
-        </w:rPr>
-        <w:t>Positive Marks: 1</w:t>
-      </w:r>
-    </w:p>
-    <w:p>
-      <w:pPr>
-        <w:spacing w:after="160" w:before="0"/>
-      </w:pPr>
-      <w:r>
-        <w:rPr>
-          <w:b w:val="0"/>
-          <w:sz w:val="20"/>
-        </w:rPr>
-        <w:t>Negative Marks: 0.25</w:t>
-      </w:r>
-    </w:p>
-    <w:p>
-      <w:pPr>
-        <w:spacing w:after="20" w:before="120"/>
-      </w:pPr>
-      <w:r>
-        <w:rPr>
-          <w:b/>
-          <w:sz w:val="22"/>
-        </w:rPr>
-        <w:t>Question: Which city in India is widely known as the 'Electronic City' or 'Silicon Valley of India'?</w:t>
-      </w:r>
-    </w:p>
-    <w:p>
-      <w:pPr>
-        <w:spacing w:after="0" w:before="0"/>
-      </w:pPr>
-      <w:r>
-        <w:rPr>
-          <w:b w:val="0"/>
-          <w:sz w:val="22"/>
-        </w:rPr>
-        <w:t>(a) Indore</w:t>
-      </w:r>
-    </w:p>
-    <w:p>
-      <w:pPr>
-        <w:spacing w:after="0" w:before="0"/>
-      </w:pPr>
-      <w:r>
-        <w:rPr>
-          <w:b w:val="0"/>
-          <w:sz w:val="22"/>
-        </w:rPr>
-        <w:t>(b) Bengaluru (Bangalore)</w:t>
-      </w:r>
-    </w:p>
-    <w:p>
-      <w:pPr>
-        <w:spacing w:after="0" w:before="0"/>
-      </w:pPr>
-      <w:r>
-        <w:rPr>
-          <w:b w:val="0"/>
-          <w:sz w:val="22"/>
-        </w:rPr>
-        <w:t>(c) Delhi</w:t>
-      </w:r>
-    </w:p>
-    <w:p>
-      <w:pPr>
-        <w:spacing w:after="0" w:before="0"/>
-      </w:pPr>
-      <w:r>
-        <w:rPr>
-          <w:b w:val="0"/>
-          <w:sz w:val="22"/>
-        </w:rPr>
-        <w:t>(d) Chandigarh</w:t>
-      </w:r>
-    </w:p>
-    <w:p>
-      <w:pPr>
-        <w:spacing w:after="0" w:before="40"/>
-      </w:pPr>
-      <w:r>
-        <w:rPr>
-          <w:b/>
-          <w:sz w:val="22"/>
-        </w:rPr>
-        <w:t>Answer: b</w:t>
-      </w:r>
-    </w:p>
-    <w:p>
-      <w:pPr>
-        <w:spacing w:after="0" w:before="0"/>
-      </w:pPr>
-      <w:r>
-        <w:rPr>
-          <w:b w:val="0"/>
-          <w:sz w:val="21"/>
-        </w:rPr>
-        <w:t>Solution: Bengaluru (Bangalore) is known as the Electronic City and Silicon Valley of India due to its status as the nation's leading IT exporter.</w:t>
-      </w:r>
-    </w:p>
-    <w:p>
-      <w:pPr>
-        <w:spacing w:after="0" w:before="0"/>
-      </w:pPr>
-      <w:r>
-        <w:rPr>
-          <w:b w:val="0"/>
-          <w:sz w:val="20"/>
-        </w:rPr>
-        <w:t>Positive Marks: 1</w:t>
-      </w:r>
-    </w:p>
-    <w:p>
-      <w:pPr>
-        <w:spacing w:after="160" w:before="0"/>
-      </w:pPr>
-      <w:r>
-        <w:rPr>
-          <w:b w:val="0"/>
-          <w:sz w:val="20"/>
-        </w:rPr>
-        <w:t>Negative Marks: 0.25</w:t>
-      </w:r>
-    </w:p>
-    <w:p>
-      <w:pPr>
-        <w:spacing w:after="20" w:before="120"/>
-      </w:pPr>
-      <w:r>
-        <w:rPr>
-          <w:b/>
-          <w:sz w:val="22"/>
-        </w:rPr>
-        <w:t>Question: Name of the scale for measuring symptoms severity of patients with schizophrenia?</w:t>
-      </w:r>
-    </w:p>
-    <w:p>
-      <w:pPr>
-        <w:spacing w:after="0" w:before="0"/>
-      </w:pPr>
-      <w:r>
-        <w:rPr>
-          <w:b w:val="0"/>
-          <w:sz w:val="22"/>
-        </w:rPr>
-        <w:t>(a) VAS</w:t>
-      </w:r>
-    </w:p>
-    <w:p>
-      <w:pPr>
-        <w:spacing w:after="0" w:before="0"/>
-      </w:pPr>
-      <w:r>
-        <w:rPr>
-          <w:b w:val="0"/>
-          <w:sz w:val="22"/>
-        </w:rPr>
-        <w:t>(b) NRS</w:t>
-      </w:r>
-    </w:p>
-    <w:p>
-      <w:pPr>
-        <w:spacing w:after="0" w:before="0"/>
-      </w:pPr>
-      <w:r>
-        <w:rPr>
-          <w:b w:val="0"/>
-          <w:sz w:val="22"/>
-        </w:rPr>
-        <w:t>(c) PANSS</w:t>
-      </w:r>
-    </w:p>
-    <w:p>
-      <w:pPr>
-        <w:spacing w:after="0" w:before="0"/>
-      </w:pPr>
-      <w:r>
-        <w:rPr>
-          <w:b w:val="0"/>
-          <w:sz w:val="22"/>
-        </w:rPr>
-        <w:t>(d) FLACC</w:t>
-      </w:r>
-    </w:p>
-    <w:p>
-      <w:pPr>
-        <w:spacing w:after="0" w:before="40"/>
-      </w:pPr>
-      <w:r>
-        <w:rPr>
-          <w:b/>
-          <w:sz w:val="22"/>
-        </w:rPr>
-        <w:t>Answer: c</w:t>
-      </w:r>
-    </w:p>
-    <w:p>
-      <w:pPr>
-        <w:spacing w:after="0" w:before="0"/>
-      </w:pPr>
-      <w:r>
-        <w:rPr>
-          <w:b w:val="0"/>
-          <w:sz w:val="21"/>
-        </w:rPr>
-        <w:t>Solution: The Positive and Negative Syndrome Scale (PANSS) is used to measure symptom severity in schizophrenia.</w:t>
-      </w:r>
-    </w:p>
-    <w:p>
-      <w:pPr>
-        <w:spacing w:after="0" w:before="0"/>
-      </w:pPr>
-      <w:r>
-        <w:rPr>
-          <w:b w:val="0"/>
-          <w:sz w:val="20"/>
-        </w:rPr>
-        <w:t>Positive Marks: 1</w:t>
-      </w:r>
-    </w:p>
-    <w:p>
-      <w:pPr>
-        <w:spacing w:after="160" w:before="0"/>
-      </w:pPr>
-      <w:r>
-        <w:rPr>
-          <w:b w:val="0"/>
-          <w:sz w:val="20"/>
-        </w:rPr>
-        <w:t>Negative Marks: 0.25</w:t>
-      </w:r>
-    </w:p>
-    <w:p>
-      <w:pPr>
-        <w:spacing w:after="20" w:before="120"/>
-      </w:pPr>
-      <w:r>
-        <w:rPr>
-          <w:b/>
-          <w:sz w:val="22"/>
-        </w:rPr>
-        <w:t>Question: What is the mechanism by which spraying kerosene on stagnant water kills Anopheles mosquitoes?</w:t>
-      </w:r>
-    </w:p>
-    <w:p>
-      <w:pPr>
-        <w:spacing w:after="0" w:before="0"/>
-      </w:pPr>
-      <w:r>
-        <w:rPr>
-          <w:b w:val="0"/>
-          <w:sz w:val="22"/>
-        </w:rPr>
-        <w:t>(a) Entry into and blocking of respiratory tract</w:t>
-      </w:r>
-    </w:p>
-    <w:p>
-      <w:pPr>
-        <w:spacing w:after="0" w:before="0"/>
-      </w:pPr>
-      <w:r>
-        <w:rPr>
-          <w:b w:val="0"/>
-          <w:sz w:val="22"/>
-        </w:rPr>
-        <w:t>(b) Prevention of spiracle to come in contact with air</w:t>
-      </w:r>
-    </w:p>
-    <w:p>
-      <w:pPr>
-        <w:spacing w:after="0" w:before="0"/>
-      </w:pPr>
-      <w:r>
-        <w:rPr>
-          <w:b w:val="0"/>
-          <w:sz w:val="22"/>
-        </w:rPr>
-        <w:t>(c) Diffusion into body</w:t>
-      </w:r>
-    </w:p>
-    <w:p>
-      <w:pPr>
-        <w:spacing w:after="0" w:before="0"/>
-      </w:pPr>
-      <w:r>
-        <w:rPr>
-          <w:b w:val="0"/>
-          <w:sz w:val="22"/>
-        </w:rPr>
-        <w:t>(d) Burning of body wall</w:t>
-      </w:r>
-    </w:p>
-    <w:p>
-      <w:pPr>
-        <w:spacing w:after="0" w:before="40"/>
-      </w:pPr>
-      <w:r>
-        <w:rPr>
-          <w:b/>
-          <w:sz w:val="22"/>
-        </w:rPr>
-        <w:t>Answer: a</w:t>
-      </w:r>
-    </w:p>
-    <w:p>
-      <w:pPr>
-        <w:spacing w:after="0" w:before="0"/>
-      </w:pPr>
-      <w:r>
-        <w:rPr>
-          <w:b w:val="0"/>
-          <w:sz w:val="21"/>
-        </w:rPr>
-        <w:t>Solution: Spraying kerosene on stagnant water kills Anopheles mosquitoes by the mechanism of entry into and blocking of the respiratory tract. Kerosene forms a film over the water surface, depriving the mosquito larvae and pupae of access to atmospheric oxygen. Mosquito larvae and pupae breathe through specialized structures called spiracles, which are connected to their respiratory system. When the kerosene film is formed on the water, it blocks the spiracles, preventing the larvae and pupae from obtaining oxygen and leading to their suffocation and death.</w:t>
-      </w:r>
-    </w:p>
-    <w:p>
-      <w:pPr>
-        <w:spacing w:after="0" w:before="0"/>
-      </w:pPr>
-      <w:r>
-        <w:rPr>
-          <w:b w:val="0"/>
-          <w:sz w:val="20"/>
-        </w:rPr>
-        <w:t>Positive Marks: 1</w:t>
-      </w:r>
-    </w:p>
-    <w:p>
-      <w:pPr>
-        <w:spacing w:after="160" w:before="0"/>
-      </w:pPr>
-      <w:r>
-        <w:rPr>
-          <w:b w:val="0"/>
-          <w:sz w:val="20"/>
-        </w:rPr>
-        <w:t>Negative Marks: 0.25</w:t>
-      </w:r>
-    </w:p>
-    <w:p>
-      <w:pPr>
-        <w:spacing w:after="20" w:before="120"/>
-      </w:pPr>
-      <w:r>
-        <w:rPr>
-          <w:b/>
-          <w:sz w:val="22"/>
-        </w:rPr>
-        <w:t>Question: Best described the asepsis of any surgical instrument?</w:t>
-      </w:r>
-    </w:p>
-    <w:p>
-      <w:pPr>
-        <w:spacing w:after="0" w:before="0"/>
-      </w:pPr>
-      <w:r>
-        <w:rPr>
-          <w:b w:val="0"/>
-          <w:sz w:val="22"/>
-        </w:rPr>
-        <w:t>(a) Sterilization</w:t>
-      </w:r>
-    </w:p>
-    <w:p>
-      <w:pPr>
-        <w:spacing w:after="0" w:before="0"/>
-      </w:pPr>
-      <w:r>
-        <w:rPr>
-          <w:b w:val="0"/>
-          <w:sz w:val="22"/>
-        </w:rPr>
-        <w:t>(b) Mopping</w:t>
-      </w:r>
-    </w:p>
-    <w:p>
-      <w:pPr>
-        <w:spacing w:after="0" w:before="0"/>
-      </w:pPr>
-      <w:r>
-        <w:rPr>
-          <w:b w:val="0"/>
-          <w:sz w:val="22"/>
-        </w:rPr>
-        <w:t>(c) Disinfection</w:t>
-      </w:r>
-    </w:p>
-    <w:p>
-      <w:pPr>
-        <w:spacing w:after="0" w:before="0"/>
-      </w:pPr>
-      <w:r>
-        <w:rPr>
-          <w:b w:val="0"/>
-          <w:sz w:val="22"/>
-        </w:rPr>
-        <w:t>(d) Scrubbing</w:t>
-      </w:r>
-    </w:p>
-    <w:p>
-      <w:pPr>
-        <w:spacing w:after="0" w:before="40"/>
-      </w:pPr>
-      <w:r>
-        <w:rPr>
-          <w:b/>
-          <w:sz w:val="22"/>
-        </w:rPr>
-        <w:t>Answer: a</w:t>
-      </w:r>
-    </w:p>
-    <w:p>
-      <w:pPr>
-        <w:spacing w:after="0" w:before="0"/>
-      </w:pPr>
-      <w:r>
-        <w:rPr>
-          <w:b w:val="0"/>
-          <w:sz w:val="21"/>
-        </w:rPr>
-        <w:t>Solution: The complete elimination of all microorganisms, including spores, is the best description of the term sterilization. Sterilization is the process of killing or removing all microorganisms, including bacteria, viruses, fungi, and spores. Sterilization can be achieved by various physical and chemical methods, such as heat, radiation, and chemical disinfectants.</w:t>
-      </w:r>
-    </w:p>
-    <w:p>
-      <w:pPr>
-        <w:spacing w:after="0" w:before="0"/>
-      </w:pPr>
-      <w:r>
-        <w:rPr>
-          <w:b w:val="0"/>
-          <w:sz w:val="20"/>
-        </w:rPr>
-        <w:t>Positive Marks: 1</w:t>
-      </w:r>
-    </w:p>
-    <w:p>
-      <w:pPr>
-        <w:spacing w:after="160" w:before="0"/>
-      </w:pPr>
-      <w:r>
-        <w:rPr>
-          <w:b w:val="0"/>
-          <w:sz w:val="20"/>
-        </w:rPr>
-        <w:t>Negative Marks: 0.25</w:t>
-      </w:r>
-    </w:p>
-    <w:p>
-      <w:pPr>
-        <w:spacing w:after="20" w:before="120"/>
-      </w:pPr>
-      <w:r>
-        <w:rPr>
-          <w:b/>
-          <w:sz w:val="22"/>
-        </w:rPr>
-        <w:t>Question: DMPA (injectable contraceptive) provides protection up to how long?</w:t>
-      </w:r>
-    </w:p>
-    <w:p>
-      <w:pPr>
-        <w:spacing w:after="0" w:before="0"/>
-      </w:pPr>
-      <w:r>
-        <w:rPr>
-          <w:b w:val="0"/>
-          <w:sz w:val="22"/>
-        </w:rPr>
-        <w:t>(a) 2 months</w:t>
-      </w:r>
-    </w:p>
-    <w:p>
-      <w:pPr>
-        <w:spacing w:after="0" w:before="0"/>
-      </w:pPr>
-      <w:r>
-        <w:rPr>
-          <w:b w:val="0"/>
-          <w:sz w:val="22"/>
-        </w:rPr>
-        <w:t>(b) 6 months</w:t>
-      </w:r>
-    </w:p>
-    <w:p>
-      <w:pPr>
-        <w:spacing w:after="0" w:before="0"/>
-      </w:pPr>
-      <w:r>
-        <w:rPr>
-          <w:b w:val="0"/>
-          <w:sz w:val="22"/>
-        </w:rPr>
-        <w:t>(c) 3 months</w:t>
-      </w:r>
-    </w:p>
-    <w:p>
-      <w:pPr>
-        <w:spacing w:after="0" w:before="0"/>
-      </w:pPr>
-      <w:r>
-        <w:rPr>
-          <w:b w:val="0"/>
-          <w:sz w:val="22"/>
-        </w:rPr>
-        <w:t>(d) 1 month</w:t>
-      </w:r>
-    </w:p>
-    <w:p>
-      <w:pPr>
-        <w:spacing w:after="0" w:before="40"/>
-      </w:pPr>
-      <w:r>
-        <w:rPr>
-          <w:b/>
-          <w:sz w:val="22"/>
-        </w:rPr>
-        <w:t>Answer: c</w:t>
-      </w:r>
-    </w:p>
-    <w:p>
-      <w:pPr>
-        <w:spacing w:after="0" w:before="0"/>
-      </w:pPr>
-      <w:r>
-        <w:rPr>
-          <w:b w:val="0"/>
-          <w:sz w:val="21"/>
-        </w:rPr>
-        <w:t>Solution: Depot medroxyprogesterone acetate is injectable progestin that provides highly effective, private, three-month-long, reversible contraception, administered intramuscularly within 5 days of cycle in a dose of 150 mg every 3 months (WHO 4 months) or 300 mg every 6 months, which suppresses ovulation and thickens cervical mucus that also helps keep sperm from ovum. DC Dutta's textbook of Obstetrics. P. 628</w:t>
-      </w:r>
-    </w:p>
-    <w:p>
-      <w:pPr>
-        <w:spacing w:after="0" w:before="0"/>
-      </w:pPr>
-      <w:r>
-        <w:rPr>
-          <w:b w:val="0"/>
-          <w:sz w:val="20"/>
-        </w:rPr>
-        <w:t>Positive Marks: 1</w:t>
-      </w:r>
-    </w:p>
-    <w:p>
-      <w:pPr>
-        <w:spacing w:after="160" w:before="0"/>
-      </w:pPr>
-      <w:r>
-        <w:rPr>
-          <w:b w:val="0"/>
-          <w:sz w:val="20"/>
-        </w:rPr>
-        <w:t>Negative Marks: 0.25</w:t>
-      </w:r>
-    </w:p>
-    <w:p>
-      <w:pPr>
-        <w:spacing w:after="20" w:before="120"/>
-      </w:pPr>
-      <w:r>
-        <w:rPr>
-          <w:b/>
-          <w:sz w:val="22"/>
-        </w:rPr>
-        <w:t>Question: At what age can semi-solid foods be introduced to babies?</w:t>
-      </w:r>
-    </w:p>
-    <w:p>
-      <w:pPr>
-        <w:spacing w:after="0" w:before="0"/>
-      </w:pPr>
-      <w:r>
-        <w:rPr>
-          <w:b w:val="0"/>
-          <w:sz w:val="22"/>
-        </w:rPr>
-        <w:t>(a) 6 months</w:t>
-      </w:r>
-    </w:p>
-    <w:p>
-      <w:pPr>
-        <w:spacing w:after="0" w:before="0"/>
-      </w:pPr>
-      <w:r>
-        <w:rPr>
-          <w:b w:val="0"/>
-          <w:sz w:val="22"/>
-        </w:rPr>
-        <w:t>(b) 9 months</w:t>
-      </w:r>
-    </w:p>
-    <w:p>
-      <w:pPr>
-        <w:spacing w:after="0" w:before="0"/>
-      </w:pPr>
-      <w:r>
-        <w:rPr>
-          <w:b w:val="0"/>
-          <w:sz w:val="22"/>
-        </w:rPr>
-        <w:t>(c) 12 months</w:t>
-      </w:r>
-    </w:p>
-    <w:p>
-      <w:pPr>
-        <w:spacing w:after="0" w:before="0"/>
-      </w:pPr>
-      <w:r>
-        <w:rPr>
-          <w:b w:val="0"/>
-          <w:sz w:val="22"/>
-        </w:rPr>
-        <w:t>(d) 24 months</w:t>
-      </w:r>
-    </w:p>
-    <w:p>
-      <w:pPr>
-        <w:spacing w:after="0" w:before="40"/>
-      </w:pPr>
-      <w:r>
-        <w:rPr>
-          <w:b/>
-          <w:sz w:val="22"/>
-        </w:rPr>
-        <w:t>Answer: a</w:t>
-      </w:r>
-    </w:p>
-    <w:p>
-      <w:pPr>
-        <w:spacing w:after="0" w:before="0"/>
-      </w:pPr>
-      <w:r>
-        <w:rPr>
-          <w:b w:val="0"/>
-          <w:sz w:val="21"/>
-        </w:rPr>
-        <w:t>Solution: Semi-solid (complementary) foods are introduced at 6 months of age along with continued breastfeeding.</w:t>
-      </w:r>
-    </w:p>
-    <w:p>
-      <w:pPr>
-        <w:spacing w:after="0" w:before="0"/>
-      </w:pPr>
-      <w:r>
-        <w:rPr>
-          <w:b w:val="0"/>
-          <w:sz w:val="20"/>
-        </w:rPr>
-        <w:t>Positive Marks: 1</w:t>
-      </w:r>
-    </w:p>
-    <w:p>
-      <w:pPr>
-        <w:spacing w:after="160" w:before="0"/>
-      </w:pPr>
-      <w:r>
-        <w:rPr>
-          <w:b w:val="0"/>
-          <w:sz w:val="20"/>
-        </w:rPr>
-        <w:t>Negative Marks: 0.25</w:t>
-      </w:r>
-    </w:p>
-    <w:p>
-      <w:pPr>
-        <w:spacing w:after="20" w:before="120"/>
-      </w:pPr>
-      <w:r>
-        <w:rPr>
-          <w:b/>
-          <w:sz w:val="22"/>
-        </w:rPr>
-        <w:t>Question: What is the immediate action when a patient is found unresponsive without a pulse or breathing?</w:t>
-      </w:r>
-    </w:p>
-    <w:p>
-      <w:pPr>
-        <w:spacing w:after="0" w:before="0"/>
-      </w:pPr>
-      <w:r>
-        <w:rPr>
-          <w:b w:val="0"/>
-          <w:sz w:val="22"/>
-        </w:rPr>
-        <w:t>(a) Start CPR</w:t>
-      </w:r>
-    </w:p>
-    <w:p>
-      <w:pPr>
-        <w:spacing w:after="0" w:before="0"/>
-      </w:pPr>
-      <w:r>
-        <w:rPr>
-          <w:b w:val="0"/>
-          <w:sz w:val="22"/>
-        </w:rPr>
-        <w:t>(b) Give 20-22 breaths then assess for 2 minutes</w:t>
-      </w:r>
-    </w:p>
-    <w:p>
-      <w:pPr>
-        <w:spacing w:after="0" w:before="0"/>
-      </w:pPr>
-      <w:r>
-        <w:rPr>
-          <w:b w:val="0"/>
-          <w:sz w:val="22"/>
-        </w:rPr>
-        <w:t>(c) Give 10-12 breaths then reassess</w:t>
-      </w:r>
-    </w:p>
-    <w:p>
-      <w:pPr>
-        <w:spacing w:after="0" w:before="0"/>
-      </w:pPr>
-      <w:r>
-        <w:rPr>
-          <w:b w:val="0"/>
-          <w:sz w:val="22"/>
-        </w:rPr>
-        <w:t>(d) Inform Physician</w:t>
-      </w:r>
-    </w:p>
-    <w:p>
-      <w:pPr>
-        <w:spacing w:after="0" w:before="40"/>
-      </w:pPr>
-      <w:r>
-        <w:rPr>
-          <w:b/>
-          <w:sz w:val="22"/>
-        </w:rPr>
-        <w:t>Answer: a</w:t>
-      </w:r>
-    </w:p>
-    <w:p>
-      <w:pPr>
-        <w:spacing w:after="0" w:before="0"/>
-      </w:pPr>
-      <w:r>
-        <w:rPr>
-          <w:b w:val="0"/>
-          <w:sz w:val="21"/>
-        </w:rPr>
-        <w:t>Solution: The immediate action that should be taken when a patient is found unresponsive without a pulse or breathing is to start CPR (cardiopulmonary resuscitation) immediately. According to the American Heart Association (AHA), CPR is a series of lifesaving steps that should be initiated as soon as possible to help the victim until advanced medical care arrives. The steps include chest compressions, rescue breaths, and defibrillation (if available). Calling for emergency medical services should also be done at the same time as starting CPR. The AHA emphasizes that early and effective CPR can double or triple the chances of survival in cardiac arrest cases.</w:t>
-      </w:r>
-    </w:p>
-    <w:p>
-      <w:pPr>
-        <w:spacing w:after="0" w:before="0"/>
-      </w:pPr>
-      <w:r>
-        <w:rPr>
-          <w:b w:val="0"/>
-          <w:sz w:val="20"/>
-        </w:rPr>
-        <w:t>Positive Marks: 1</w:t>
-      </w:r>
-    </w:p>
-    <w:p>
-      <w:pPr>
-        <w:spacing w:after="160" w:before="0"/>
-      </w:pPr>
-      <w:r>
-        <w:rPr>
-          <w:b w:val="0"/>
-          <w:sz w:val="20"/>
-        </w:rPr>
-        <w:t>Negative Marks: 0.25</w:t>
-      </w:r>
-    </w:p>
-    <w:p>
-      <w:pPr>
-        <w:spacing w:after="20" w:before="120"/>
-      </w:pPr>
-      <w:r>
-        <w:rPr>
-          <w:b/>
-          <w:sz w:val="22"/>
-        </w:rPr>
-        <w:t>Question: A vesicant chemotherapeutic drug extravasates during IV infusion. What is the nurse's priority action?</w:t>
-      </w:r>
-    </w:p>
-    <w:p>
-      <w:pPr>
-        <w:spacing w:after="0" w:before="0"/>
-      </w:pPr>
-      <w:r>
-        <w:rPr>
-          <w:b w:val="0"/>
-          <w:sz w:val="22"/>
-        </w:rPr>
-        <w:t>(a) Apply a warm compress to the site</w:t>
-      </w:r>
-    </w:p>
-    <w:p>
-      <w:pPr>
-        <w:spacing w:after="0" w:before="0"/>
-      </w:pPr>
-      <w:r>
-        <w:rPr>
-          <w:b w:val="0"/>
-          <w:sz w:val="22"/>
-        </w:rPr>
-        <w:t>(b) Notify the oncologist after completing the infusion</w:t>
-      </w:r>
-    </w:p>
-    <w:p>
-      <w:pPr>
-        <w:spacing w:after="0" w:before="0"/>
-      </w:pPr>
-      <w:r>
-        <w:rPr>
-          <w:b w:val="0"/>
-          <w:sz w:val="22"/>
-        </w:rPr>
-        <w:t>(c) Elevate the extremity</w:t>
-      </w:r>
-    </w:p>
-    <w:p>
-      <w:pPr>
-        <w:spacing w:after="0" w:before="0"/>
-      </w:pPr>
-      <w:r>
-        <w:rPr>
-          <w:b w:val="0"/>
-          <w:sz w:val="22"/>
-        </w:rPr>
-        <w:t>(d) Stop the infusion immediately</w:t>
-      </w:r>
-    </w:p>
-    <w:p>
-      <w:pPr>
-        <w:spacing w:after="0" w:before="40"/>
-      </w:pPr>
-      <w:r>
-        <w:rPr>
-          <w:b/>
-          <w:sz w:val="22"/>
-        </w:rPr>
-        <w:t>Answer: d</w:t>
-      </w:r>
-    </w:p>
-    <w:p>
-      <w:pPr>
-        <w:spacing w:after="0" w:before="0"/>
-      </w:pPr>
-      <w:r>
-        <w:rPr>
-          <w:b w:val="0"/>
-          <w:sz w:val="21"/>
-        </w:rPr>
-        <w:t>Solution: For a vesicant extravasation the infusion is stopped immediately, the drug aspirated from the tubing, and the provider notified; the antidote/compress then depends on the drug.</w:t>
-      </w:r>
-    </w:p>
-    <w:p>
-      <w:pPr>
-        <w:spacing w:after="0" w:before="0"/>
-      </w:pPr>
-      <w:r>
-        <w:rPr>
-          <w:b w:val="0"/>
-          <w:sz w:val="20"/>
-        </w:rPr>
-        <w:t>Positive Marks: 1</w:t>
-      </w:r>
-    </w:p>
-    <w:p>
-      <w:pPr>
-        <w:spacing w:after="160" w:before="0"/>
-      </w:pPr>
-      <w:r>
-        <w:rPr>
-          <w:b w:val="0"/>
-          <w:sz w:val="20"/>
-        </w:rPr>
-        <w:t>Negative Marks: 0.25</w:t>
-      </w:r>
-    </w:p>
-    <w:p>
-      <w:pPr>
-        <w:spacing w:after="20" w:before="120"/>
-      </w:pPr>
-      <w:r>
-        <w:rPr>
-          <w:b/>
-          <w:sz w:val="22"/>
-        </w:rPr>
-        <w:t>Question: What is the BMI (Body Mass Index) range for underweight?</w:t>
-      </w:r>
-    </w:p>
-    <w:p>
-      <w:pPr>
-        <w:spacing w:after="0" w:before="0"/>
-      </w:pPr>
-      <w:r>
-        <w:rPr>
-          <w:b w:val="0"/>
-          <w:sz w:val="22"/>
-        </w:rPr>
-        <w:t>(a) &lt;18.5</w:t>
-      </w:r>
-    </w:p>
-    <w:p>
-      <w:pPr>
-        <w:spacing w:after="0" w:before="0"/>
-      </w:pPr>
-      <w:r>
-        <w:rPr>
-          <w:b w:val="0"/>
-          <w:sz w:val="22"/>
-        </w:rPr>
-        <w:t>(b) 25 to 29.9</w:t>
-      </w:r>
-    </w:p>
-    <w:p>
-      <w:pPr>
-        <w:spacing w:after="0" w:before="0"/>
-      </w:pPr>
-      <w:r>
-        <w:rPr>
-          <w:b w:val="0"/>
-          <w:sz w:val="22"/>
-        </w:rPr>
-        <w:t>(c) &gt;30</w:t>
-      </w:r>
-    </w:p>
-    <w:p>
-      <w:pPr>
-        <w:spacing w:after="0" w:before="0"/>
-      </w:pPr>
-      <w:r>
-        <w:rPr>
-          <w:b w:val="0"/>
-          <w:sz w:val="22"/>
-        </w:rPr>
-        <w:t>(d) 18.5 to 24.9</w:t>
-      </w:r>
-    </w:p>
-    <w:p>
-      <w:pPr>
-        <w:spacing w:after="0" w:before="40"/>
-      </w:pPr>
-      <w:r>
-        <w:rPr>
-          <w:b/>
-          <w:sz w:val="22"/>
-        </w:rPr>
-        <w:t>Answer: a</w:t>
-      </w:r>
-    </w:p>
-    <w:p>
-      <w:pPr>
-        <w:spacing w:after="0" w:before="0"/>
-      </w:pPr>
-      <w:r>
-        <w:rPr>
-          <w:b w:val="0"/>
-          <w:sz w:val="21"/>
-        </w:rPr>
-        <w:t>Solution: The Body Mass Index (BMI) range for underweight is less than 18.5 (option A). BMI is a commonly used measurement to assess body weight and PEM 2 Nutrition) BM I classify individuals into different weight categories. It is calculated by dividing a person's weight in kilograms by the square of their height in meters. Underweight is defined as having a BMI below 18.5. This category indicates insufficient body weight relative to height and may be indicative of malnutrition or other underlying health issues. Monitoring BMI helps healthcare professionals assess nutritional status, plan interventions, and monitor changes in weight over time.</w:t>
-      </w:r>
-    </w:p>
-    <w:p>
-      <w:pPr>
-        <w:spacing w:after="0" w:before="0"/>
-      </w:pPr>
-      <w:r>
-        <w:rPr>
-          <w:b w:val="0"/>
-          <w:sz w:val="20"/>
-        </w:rPr>
-        <w:t>Positive Marks: 1</w:t>
-      </w:r>
-    </w:p>
-    <w:p>
-      <w:pPr>
-        <w:spacing w:after="160" w:before="0"/>
-      </w:pPr>
-      <w:r>
-        <w:rPr>
-          <w:b w:val="0"/>
-          <w:sz w:val="20"/>
-        </w:rPr>
-        <w:t>Negative Marks: 0.25</w:t>
-      </w:r>
-    </w:p>
-    <w:p>
-      <w:pPr>
-        <w:spacing w:after="20" w:before="120"/>
-      </w:pPr>
-      <w:r>
-        <w:rPr>
-          <w:b/>
-          <w:sz w:val="22"/>
-        </w:rPr>
-        <w:t>Question: A client with cirrhosis becomes confused, drowsy and develops asterixis. Which nursing action has the highest priority?</w:t>
-      </w:r>
-    </w:p>
-    <w:p>
-      <w:pPr>
-        <w:spacing w:after="0" w:before="0"/>
-      </w:pPr>
-      <w:r>
-        <w:rPr>
-          <w:b w:val="0"/>
-          <w:sz w:val="22"/>
-        </w:rPr>
-        <w:t>(a) Place the client in the supine position</w:t>
-      </w:r>
-    </w:p>
-    <w:p>
-      <w:pPr>
-        <w:spacing w:after="0" w:before="0"/>
-      </w:pPr>
-      <w:r>
-        <w:rPr>
-          <w:b w:val="0"/>
-          <w:sz w:val="22"/>
-        </w:rPr>
-        <w:t>(b) Increase dietary sodium intake</w:t>
-      </w:r>
-    </w:p>
-    <w:p>
-      <w:pPr>
-        <w:spacing w:after="0" w:before="0"/>
-      </w:pPr>
-      <w:r>
-        <w:rPr>
-          <w:b w:val="0"/>
-          <w:sz w:val="22"/>
-        </w:rPr>
-        <w:t>(c) Prepare to administer lactulose as ordered</w:t>
-      </w:r>
-    </w:p>
-    <w:p>
-      <w:pPr>
-        <w:spacing w:after="0" w:before="0"/>
-      </w:pPr>
-      <w:r>
-        <w:rPr>
-          <w:b w:val="0"/>
-          <w:sz w:val="22"/>
-        </w:rPr>
-        <w:t>(d) Restrict dietary protein immediately</w:t>
-      </w:r>
-    </w:p>
-    <w:p>
-      <w:pPr>
-        <w:spacing w:after="0" w:before="40"/>
-      </w:pPr>
-      <w:r>
-        <w:rPr>
-          <w:b/>
-          <w:sz w:val="22"/>
-        </w:rPr>
-        <w:t>Answer: c</w:t>
-      </w:r>
-    </w:p>
-    <w:p>
-      <w:pPr>
-        <w:spacing w:after="0" w:before="0"/>
-      </w:pPr>
-      <w:r>
-        <w:rPr>
-          <w:b w:val="0"/>
-          <w:sz w:val="21"/>
-        </w:rPr>
-        <w:t>Solution: Confusion and asterixis indicate hepatic encephalopathy; lactulose reduces serum ammonia (by trapping it in the gut) and is the priority treatment.</w:t>
-      </w:r>
-    </w:p>
-    <w:p>
-      <w:pPr>
-        <w:spacing w:after="0" w:before="0"/>
-      </w:pPr>
-      <w:r>
-        <w:rPr>
-          <w:b w:val="0"/>
-          <w:sz w:val="20"/>
-        </w:rPr>
-        <w:t>Positive Marks: 1</w:t>
-      </w:r>
-    </w:p>
-    <w:p>
-      <w:pPr>
-        <w:spacing w:after="160" w:before="0"/>
-      </w:pPr>
-      <w:r>
-        <w:rPr>
-          <w:b w:val="0"/>
-          <w:sz w:val="20"/>
-        </w:rPr>
-        <w:t>Negative Marks: 0.25</w:t>
-      </w:r>
-    </w:p>
-    <w:p>
-      <w:pPr>
-        <w:spacing w:after="20" w:before="120"/>
-      </w:pPr>
-      <w:r>
-        <w:rPr>
-          <w:b/>
-          <w:sz w:val="22"/>
-        </w:rPr>
-        <w:t>Question: Which position is most appropriate for a patient with dyspnoea?</w:t>
-      </w:r>
-    </w:p>
-    <w:p>
-      <w:pPr>
-        <w:spacing w:after="0" w:before="0"/>
-      </w:pPr>
-      <w:r>
-        <w:rPr>
-          <w:b w:val="0"/>
-          <w:sz w:val="22"/>
-        </w:rPr>
-        <w:t>(a) Fowler's</w:t>
-      </w:r>
-    </w:p>
-    <w:p>
-      <w:pPr>
-        <w:spacing w:after="0" w:before="0"/>
-      </w:pPr>
-      <w:r>
-        <w:rPr>
-          <w:b w:val="0"/>
-          <w:sz w:val="22"/>
-        </w:rPr>
-        <w:t>(b) Prone</w:t>
-      </w:r>
-    </w:p>
-    <w:p>
-      <w:pPr>
-        <w:spacing w:after="0" w:before="0"/>
-      </w:pPr>
-      <w:r>
-        <w:rPr>
-          <w:b w:val="0"/>
-          <w:sz w:val="22"/>
-        </w:rPr>
-        <w:t>(c) Lithotomy</w:t>
-      </w:r>
-    </w:p>
-    <w:p>
-      <w:pPr>
-        <w:spacing w:after="0" w:before="0"/>
-      </w:pPr>
-      <w:r>
-        <w:rPr>
-          <w:b w:val="0"/>
-          <w:sz w:val="22"/>
-        </w:rPr>
-        <w:t>(d) Supine</w:t>
-      </w:r>
-    </w:p>
-    <w:p>
-      <w:pPr>
-        <w:spacing w:after="0" w:before="40"/>
-      </w:pPr>
-      <w:r>
-        <w:rPr>
-          <w:b/>
-          <w:sz w:val="22"/>
-        </w:rPr>
-        <w:t>Answer: a</w:t>
-      </w:r>
-    </w:p>
-    <w:p>
-      <w:pPr>
-        <w:spacing w:after="0" w:before="0"/>
-      </w:pPr>
-      <w:r>
-        <w:rPr>
-          <w:b w:val="0"/>
-          <w:sz w:val="21"/>
-        </w:rPr>
-        <w:t>Solution: Fowler's (semi-Fowler's) position eases breathing by allowing maximum lung expansion.</w:t>
-      </w:r>
-    </w:p>
-    <w:p>
-      <w:pPr>
-        <w:spacing w:after="0" w:before="0"/>
-      </w:pPr>
-      <w:r>
-        <w:rPr>
-          <w:b w:val="0"/>
-          <w:sz w:val="20"/>
-        </w:rPr>
-        <w:t>Positive Marks: 1</w:t>
-      </w:r>
-    </w:p>
-    <w:p>
-      <w:pPr>
-        <w:spacing w:after="160" w:before="0"/>
-      </w:pPr>
-      <w:r>
-        <w:rPr>
-          <w:b w:val="0"/>
-          <w:sz w:val="20"/>
-        </w:rPr>
-        <w:t>Negative Marks: 0.25</w:t>
-      </w:r>
-    </w:p>
-    <w:p>
-      <w:pPr>
-        <w:spacing w:after="20" w:before="120"/>
-      </w:pPr>
-      <w:r>
-        <w:rPr>
-          <w:b/>
-          <w:sz w:val="22"/>
-        </w:rPr>
-        <w:t>Question: Which is an example of a tocolytic agent?</w:t>
-      </w:r>
-    </w:p>
-    <w:p>
-      <w:pPr>
-        <w:spacing w:after="0" w:before="0"/>
-      </w:pPr>
-      <w:r>
-        <w:rPr>
-          <w:b w:val="0"/>
-          <w:sz w:val="22"/>
-        </w:rPr>
-        <w:t>(a) MgSO4</w:t>
-      </w:r>
-    </w:p>
-    <w:p>
-      <w:pPr>
-        <w:spacing w:after="0" w:before="0"/>
-      </w:pPr>
-      <w:r>
-        <w:rPr>
-          <w:b w:val="0"/>
-          <w:sz w:val="22"/>
-        </w:rPr>
-        <w:t>(b) Oxytocin</w:t>
-      </w:r>
-    </w:p>
-    <w:p>
-      <w:pPr>
-        <w:spacing w:after="0" w:before="0"/>
-      </w:pPr>
-      <w:r>
-        <w:rPr>
-          <w:b w:val="0"/>
-          <w:sz w:val="22"/>
-        </w:rPr>
-        <w:t>(c) Ergot`s derivatives</w:t>
-      </w:r>
-    </w:p>
-    <w:p>
-      <w:pPr>
-        <w:spacing w:after="0" w:before="0"/>
-      </w:pPr>
-      <w:r>
-        <w:rPr>
-          <w:b w:val="0"/>
-          <w:sz w:val="22"/>
-        </w:rPr>
-        <w:t>(d) Phenergan</w:t>
-      </w:r>
-    </w:p>
-    <w:p>
-      <w:pPr>
-        <w:spacing w:after="0" w:before="40"/>
-      </w:pPr>
-      <w:r>
-        <w:rPr>
-          <w:b/>
-          <w:sz w:val="22"/>
-        </w:rPr>
-        <w:t>Answer: b</w:t>
-      </w:r>
-    </w:p>
-    <w:p>
-      <w:pPr>
-        <w:spacing w:after="0" w:before="0"/>
-      </w:pPr>
-      <w:r>
-        <w:rPr>
-          <w:b w:val="0"/>
-          <w:sz w:val="21"/>
-        </w:rPr>
-        <w:t>Solution: Tocolytics are medications used to delay or stop premature labor (labor that starts before 37 weeks of pregnancy). They work by reducing contractions of the uterus and helping to prevent the cervix from dilation soon. Magnesium sulfate is often used to treat preeclampsia, a serious complication of pregnancy that can lead to premature labor, it can also be used as a tocolytic to delay labor. It acts by competitive inhibition to calcium ion either at the motor end plate at the cell membrane reducing calcium influx Decreases acetylcholine release and its sensitivity at the motor end plate. Direct depressant action on the uterine muscle. Other tocolytic agents are: Calcium channel blockers (nifedipine, verapamil), Betamimetics (Terbutaline), Oxytocin antagonists (Atosiban). DC Dutta's textbook of Obstetrics. P. 367</w:t>
-      </w:r>
-    </w:p>
-    <w:p>
-      <w:pPr>
-        <w:spacing w:after="0" w:before="0"/>
-      </w:pPr>
-      <w:r>
-        <w:rPr>
-          <w:b w:val="0"/>
-          <w:sz w:val="20"/>
-        </w:rPr>
-        <w:t>Positive Marks: 1</w:t>
-      </w:r>
-    </w:p>
-    <w:p>
-      <w:pPr>
-        <w:spacing w:after="160" w:before="0"/>
-      </w:pPr>
-      <w:r>
-        <w:rPr>
-          <w:b w:val="0"/>
-          <w:sz w:val="20"/>
-        </w:rPr>
-        <w:t>Negative Marks: 0.25</w:t>
-      </w:r>
-    </w:p>
-    <w:p>
-      <w:pPr>
-        <w:spacing w:after="20" w:before="120"/>
-      </w:pPr>
-      <w:r>
-        <w:rPr>
-          <w:b/>
-          <w:sz w:val="22"/>
-        </w:rPr>
-        <w:t>Question: The nurse observes clear, watery fluid draining from the nose of a client with a head injury. Which action is appropriate?</w:t>
-      </w:r>
-    </w:p>
-    <w:p>
-      <w:pPr>
-        <w:spacing w:after="0" w:before="0"/>
-      </w:pPr>
-      <w:r>
-        <w:rPr>
-          <w:b w:val="0"/>
-          <w:sz w:val="22"/>
-        </w:rPr>
-        <w:t>(a) Suction the nares to keep the airway clear</w:t>
-      </w:r>
-    </w:p>
-    <w:p>
-      <w:pPr>
-        <w:spacing w:after="0" w:before="0"/>
-      </w:pPr>
-      <w:r>
-        <w:rPr>
-          <w:b w:val="0"/>
-          <w:sz w:val="22"/>
-        </w:rPr>
-        <w:t>(b) Test the drainage for glucose to confirm cerebrospinal fluid</w:t>
-      </w:r>
-    </w:p>
-    <w:p>
-      <w:pPr>
-        <w:spacing w:after="0" w:before="0"/>
-      </w:pPr>
-      <w:r>
-        <w:rPr>
-          <w:b w:val="0"/>
-          <w:sz w:val="22"/>
-        </w:rPr>
-        <w:t>(c) Place the client in the Trendelenburg position</w:t>
-      </w:r>
-    </w:p>
-    <w:p>
-      <w:pPr>
-        <w:spacing w:after="0" w:before="0"/>
-      </w:pPr>
-      <w:r>
-        <w:rPr>
-          <w:b w:val="0"/>
-          <w:sz w:val="22"/>
-        </w:rPr>
-        <w:t>(d) Pack the nose with sterile gauze</w:t>
-      </w:r>
-    </w:p>
-    <w:p>
-      <w:pPr>
-        <w:spacing w:after="0" w:before="40"/>
-      </w:pPr>
-      <w:r>
-        <w:rPr>
-          <w:b/>
-          <w:sz w:val="22"/>
-        </w:rPr>
-        <w:t>Answer: b</w:t>
-      </w:r>
-    </w:p>
-    <w:p>
-      <w:pPr>
-        <w:spacing w:after="0" w:before="0"/>
-      </w:pPr>
-      <w:r>
-        <w:rPr>
-          <w:b w:val="0"/>
-          <w:sz w:val="21"/>
-        </w:rPr>
-        <w:t>Solution: Clear nasal drainage after head injury is likely CSF (rhinorrhea); it is tested for glucose, and suctioning or packing is avoided because it can introduce infection.</w:t>
-      </w:r>
-    </w:p>
-    <w:p>
-      <w:pPr>
-        <w:spacing w:after="0" w:before="0"/>
-      </w:pPr>
-      <w:r>
-        <w:rPr>
-          <w:b w:val="0"/>
-          <w:sz w:val="20"/>
-        </w:rPr>
-        <w:t>Positive Marks: 1</w:t>
-      </w:r>
-    </w:p>
-    <w:p>
-      <w:pPr>
-        <w:spacing w:after="160" w:before="0"/>
-      </w:pPr>
-      <w:r>
-        <w:rPr>
-          <w:b w:val="0"/>
-          <w:sz w:val="20"/>
-        </w:rPr>
-        <w:t>Negative Marks: 0.25</w:t>
-      </w:r>
-    </w:p>
-    <w:p>
-      <w:pPr>
-        <w:spacing w:after="20" w:before="120"/>
-      </w:pPr>
-      <w:r>
-        <w:rPr>
-          <w:b/>
-          <w:sz w:val="22"/>
-        </w:rPr>
-        <w:t>Question: Which position is most appropriate for a client with severe dyspnea?</w:t>
-      </w:r>
-    </w:p>
-    <w:p>
-      <w:pPr>
-        <w:spacing w:after="0" w:before="0"/>
-      </w:pPr>
-      <w:r>
-        <w:rPr>
-          <w:b w:val="0"/>
-          <w:sz w:val="22"/>
-        </w:rPr>
-        <w:t>(a) High Fowler's position</w:t>
-      </w:r>
-    </w:p>
-    <w:p>
-      <w:pPr>
-        <w:spacing w:after="0" w:before="0"/>
-      </w:pPr>
-      <w:r>
-        <w:rPr>
-          <w:b w:val="0"/>
-          <w:sz w:val="22"/>
-        </w:rPr>
-        <w:t>(b) Prone position</w:t>
-      </w:r>
-    </w:p>
-    <w:p>
-      <w:pPr>
-        <w:spacing w:after="0" w:before="0"/>
-      </w:pPr>
-      <w:r>
-        <w:rPr>
-          <w:b w:val="0"/>
-          <w:sz w:val="22"/>
-        </w:rPr>
-        <w:t>(c) Trendelenburg position</w:t>
-      </w:r>
-    </w:p>
-    <w:p>
-      <w:pPr>
-        <w:spacing w:after="0" w:before="0"/>
-      </w:pPr>
-      <w:r>
-        <w:rPr>
-          <w:b w:val="0"/>
-          <w:sz w:val="22"/>
-        </w:rPr>
-        <w:t>(d) Supine position</w:t>
-      </w:r>
-    </w:p>
-    <w:p>
-      <w:pPr>
-        <w:spacing w:after="0" w:before="40"/>
-      </w:pPr>
-      <w:r>
-        <w:rPr>
-          <w:b/>
-          <w:sz w:val="22"/>
-        </w:rPr>
-        <w:t>Answer: a</w:t>
-      </w:r>
-    </w:p>
-    <w:p>
-      <w:pPr>
-        <w:spacing w:after="0" w:before="0"/>
-      </w:pPr>
-      <w:r>
-        <w:rPr>
-          <w:b w:val="0"/>
-          <w:sz w:val="21"/>
-        </w:rPr>
-        <w:t>Solution: High Fowler's (sitting at 80-90°) maximizes chest expansion by allowing gravity to lower abdominal contents and is the position of choice for dyspnea.</w:t>
-      </w:r>
-    </w:p>
-    <w:p>
-      <w:pPr>
-        <w:spacing w:after="0" w:before="0"/>
-      </w:pPr>
-      <w:r>
-        <w:rPr>
-          <w:b w:val="0"/>
-          <w:sz w:val="20"/>
-        </w:rPr>
-        <w:t>Positive Marks: 1</w:t>
-      </w:r>
-    </w:p>
-    <w:p>
-      <w:pPr>
-        <w:spacing w:after="160" w:before="0"/>
-      </w:pPr>
-      <w:r>
-        <w:rPr>
-          <w:b w:val="0"/>
-          <w:sz w:val="20"/>
-        </w:rPr>
-        <w:t>Negative Marks: 0.25</w:t>
-      </w:r>
-    </w:p>
-    <w:p>
-      <w:pPr>
-        <w:spacing w:after="20" w:before="120"/>
-      </w:pPr>
-      <w:r>
-        <w:rPr>
-          <w:b/>
-          <w:sz w:val="22"/>
-        </w:rPr>
-        <w:t>Question: What is the average pulse rate in a healthy adult person?</w:t>
-      </w:r>
-    </w:p>
-    <w:p>
-      <w:pPr>
-        <w:spacing w:after="0" w:before="0"/>
-      </w:pPr>
-      <w:r>
-        <w:rPr>
-          <w:b w:val="0"/>
-          <w:sz w:val="22"/>
-        </w:rPr>
-        <w:t>(a) 50-80 beats/minutes</w:t>
-      </w:r>
-    </w:p>
-    <w:p>
-      <w:pPr>
-        <w:spacing w:after="0" w:before="0"/>
-      </w:pPr>
-      <w:r>
-        <w:rPr>
-          <w:b w:val="0"/>
-          <w:sz w:val="22"/>
-        </w:rPr>
-        <w:t>(b) 60-100 beats/minutes</w:t>
-      </w:r>
-    </w:p>
-    <w:p>
-      <w:pPr>
-        <w:spacing w:after="0" w:before="0"/>
-      </w:pPr>
-      <w:r>
-        <w:rPr>
-          <w:b w:val="0"/>
-          <w:sz w:val="22"/>
-        </w:rPr>
-        <w:t>(c) 40-90 beats/minutes</w:t>
-      </w:r>
-    </w:p>
-    <w:p>
-      <w:pPr>
-        <w:spacing w:after="0" w:before="0"/>
-      </w:pPr>
-      <w:r>
-        <w:rPr>
-          <w:b w:val="0"/>
-          <w:sz w:val="22"/>
-        </w:rPr>
-        <w:t>(d) 70-110 beats/minutes</w:t>
-      </w:r>
-    </w:p>
-    <w:p>
-      <w:pPr>
-        <w:spacing w:after="0" w:before="40"/>
-      </w:pPr>
-      <w:r>
-        <w:rPr>
-          <w:b/>
-          <w:sz w:val="22"/>
-        </w:rPr>
-        <w:t>Answer: b</w:t>
-      </w:r>
-    </w:p>
-    <w:p>
-      <w:pPr>
-        <w:spacing w:after="0" w:before="0"/>
-      </w:pPr>
-      <w:r>
-        <w:rPr>
-          <w:b w:val="0"/>
-          <w:sz w:val="21"/>
-        </w:rPr>
-        <w:t>Solution: The average pulse rate in a healthy adult person is 60-100 beats per minute (bpm). The pulse rate is a measure of the heart's rhythm and reflects the number of times the heart beats per minute. Various factors, including age, fitness level, medications, and underlying medical conditions, can influence the pulse rate. A resting heart rate below 60 bpm is considered bradycardia, while a resting heart rate above 100 bpm is considered tachycardia. Regular monitoring of the pulse rate is essential in assessing cardiovascular health and identifying any abnormal rhythms.</w:t>
-      </w:r>
-    </w:p>
-    <w:p>
-      <w:pPr>
-        <w:spacing w:after="0" w:before="0"/>
-      </w:pPr>
-      <w:r>
-        <w:rPr>
-          <w:b w:val="0"/>
-          <w:sz w:val="20"/>
-        </w:rPr>
-        <w:t>Positive Marks: 1</w:t>
-      </w:r>
-    </w:p>
-    <w:p>
-      <w:pPr>
-        <w:spacing w:after="160" w:before="0"/>
-      </w:pPr>
-      <w:r>
-        <w:rPr>
-          <w:b w:val="0"/>
-          <w:sz w:val="20"/>
-        </w:rPr>
-        <w:t>Negative Marks: 0.25</w:t>
+      <w:r>
+        <w:t xml:space="preserve">Question: The normal serum osmolality of plasma is approximately:</w:t>
+      </w:r>
+    </w:p>
+    <w:p>
+      <w:r>
+        <w:t xml:space="preserve">(a) 275–295 mOsm/kg</w:t>
+      </w:r>
+    </w:p>
+    <w:p>
+      <w:r>
+        <w:t xml:space="preserve">(b) 100–150 mOsm/kg</w:t>
+      </w:r>
+    </w:p>
+    <w:p>
+      <w:r>
+        <w:t xml:space="preserve">(c) 400–500 mOsm/kg</w:t>
+      </w:r>
+    </w:p>
+    <w:p>
+      <w:r>
+        <w:t xml:space="preserve">(d) 700–800 mOsm/kg</w:t>
+      </w:r>
+    </w:p>
+    <w:p>
+      <w:r>
+        <w:t xml:space="preserve">Answer: a</w:t>
+      </w:r>
+    </w:p>
+    <w:p>
+      <w:r>
+        <w:t xml:space="preserve">Solution: ✅ Correct Answer: (a)</w:t>
+      </w:r>
+    </w:p>
+    <w:p>
+      <w:r>
+        <w:t xml:space="preserve">🧠 Clinical Rationale: Normal plasma osmolality is 275–295 mOsm/kg, reflecting solute concentration — mainly sodium. It rises in dehydration/hypernatremia and falls in overhydration/hyponatremia.</w:t>
+      </w:r>
+    </w:p>
+    <w:p>
+      <w:r>
+        <w:t xml:space="preserve">🔍 Key Clues: "Normal plasma osmolality" → 275–295 mOsm/kg (driven by sodium).</w:t>
+      </w:r>
+    </w:p>
+    <w:p>
+      <w:r>
+        <w:t xml:space="preserve">❌ Why Not Other Options?</w:t>
+      </w:r>
+    </w:p>
+    <w:p>
+      <w:r>
+        <w:t xml:space="preserve">(b) — 100–150 is far too low.</w:t>
+      </w:r>
+    </w:p>
+    <w:p>
+      <w:r>
+        <w:t xml:space="preserve">(c) — 400–500 suggests severe hyperosmolality (e.g., DKA).</w:t>
+      </w:r>
+    </w:p>
+    <w:p>
+      <w:r>
+        <w:t xml:space="preserve">(d) — 700–800 is incompatible with life.</w:t>
+      </w:r>
+    </w:p>
+    <w:p>
+      <w:r>
+        <w:t xml:space="preserve">⚠️ Exam Trap: Osmolality ≈ 2 × Na⁺ + glucose/18 + BUN/2.8 — sodium drives it.</w:t>
+      </w:r>
+    </w:p>
+    <w:p>
+      <w:r>
+        <w:t xml:space="preserve">💎 PNC Pearl: Osmolality 275–295 = the body's "concentration meter."</w:t>
+      </w:r>
+    </w:p>
+    <w:p>
+      <w:r>
+        <w:t xml:space="preserve">Positive Marks: 1</w:t>
+      </w:r>
+    </w:p>
+    <w:p>
+      <w:r>
+        <w:t xml:space="preserve">Negative Marks: 0.25</w:t>
+      </w:r>
+    </w:p>
+    <w:p>
+      <w:r>
+        <w:t xml:space="preserve"/>
+      </w:r>
+    </w:p>
+    <w:p>
+      <w:r>
+        <w:t xml:space="preserve">Question: The nurse is providing care to a patient on a backboard after a spinal injury. Which action maintains spinal alignment?</w:t>
+      </w:r>
+    </w:p>
+    <w:p>
+      <w:r>
+        <w:t xml:space="preserve">(a) Log-roll the patient as a unit during turns</w:t>
+      </w:r>
+    </w:p>
+    <w:p>
+      <w:r>
+        <w:t xml:space="preserve">(b) Twist the patient's body</w:t>
+      </w:r>
+    </w:p>
+    <w:p>
+      <w:r>
+        <w:t xml:space="preserve">(c) Move the head independently</w:t>
+      </w:r>
+    </w:p>
+    <w:p>
+      <w:r>
+        <w:t xml:space="preserve">(d) Lift by the arms</w:t>
+      </w:r>
+    </w:p>
+    <w:p>
+      <w:r>
+        <w:t xml:space="preserve">Answer: a</w:t>
+      </w:r>
+    </w:p>
+    <w:p>
+      <w:r>
+        <w:t xml:space="preserve">Solution: ✅ Correct Answer: (a)</w:t>
+      </w:r>
+    </w:p>
+    <w:p>
+      <w:r>
+        <w:t xml:space="preserve">🧠 Clinical Rationale: Log rolling — turning the patient as a single unit with head, torso, and legs aligned — maintains spinal immobilization and prevents further cord injury. The team coordinates and moves the patient in one smooth motion.</w:t>
+      </w:r>
+    </w:p>
+    <w:p>
+      <w:r>
+        <w:t xml:space="preserve">🔍 Key Clues: "Spinal injury" + "backboard" → log roll as a unit.</w:t>
+      </w:r>
+    </w:p>
+    <w:p>
+      <w:r>
+        <w:t xml:space="preserve">❌ Why Not Other Options?</w:t>
+      </w:r>
+    </w:p>
+    <w:p>
+      <w:r>
+        <w:t xml:space="preserve">(b) — Twisting the spine risks cord damage.</w:t>
+      </w:r>
+    </w:p>
+    <w:p>
+      <w:r>
+        <w:t xml:space="preserve">(c) — Moving the head independently breaks alignment.</w:t>
+      </w:r>
+    </w:p>
+    <w:p>
+      <w:r>
+        <w:t xml:space="preserve">(d) — Lifting by the arms stresses the cervical spine.</w:t>
+      </w:r>
+    </w:p>
+    <w:p>
+      <w:r>
+        <w:t xml:space="preserve">⚠️ Exam Trap: Log roll = one unit, one motion, spine never twists.</w:t>
+      </w:r>
+    </w:p>
+    <w:p>
+      <w:r>
+        <w:t xml:space="preserve">💎 PNC Pearl: Spinal precautions = log roll, always as one piece.</w:t>
+      </w:r>
+    </w:p>
+    <w:p>
+      <w:r>
+        <w:t xml:space="preserve">Positive Marks: 1</w:t>
+      </w:r>
+    </w:p>
+    <w:p>
+      <w:r>
+        <w:t xml:space="preserve">Negative Marks: 0.25</w:t>
+      </w:r>
+    </w:p>
+    <w:p>
+      <w:r>
+        <w:t xml:space="preserve"/>
+      </w:r>
+    </w:p>
+    <w:p>
+      <w:r>
+        <w:t xml:space="preserve">Question: A patient with chronic kidney disease is being taught about medications. Which medication requires careful monitoring?</w:t>
+      </w:r>
+    </w:p>
+    <w:p>
+      <w:r>
+        <w:t xml:space="preserve">(a) All potassium supplements (avoided) and phosphate binders</w:t>
+      </w:r>
+    </w:p>
+    <w:p>
+      <w:r>
+        <w:t xml:space="preserve">(b) Only vitamins</w:t>
+      </w:r>
+    </w:p>
+    <w:p>
+      <w:r>
+        <w:t xml:space="preserve">(c) No monitoring</w:t>
+      </w:r>
+    </w:p>
+    <w:p>
+      <w:r>
+        <w:t xml:space="preserve">(d) All over-the-counter drugs are safe</w:t>
+      </w:r>
+    </w:p>
+    <w:p>
+      <w:r>
+        <w:t xml:space="preserve">Answer: a</w:t>
+      </w:r>
+    </w:p>
+    <w:p>
+      <w:r>
+        <w:t xml:space="preserve">Solution: ✅ Correct Answer: (a)</w:t>
+      </w:r>
+    </w:p>
+    <w:p>
+      <w:r>
+        <w:t xml:space="preserve">🧠 Clinical Rationale: In CKD, the failing kidney cannot excrete potassium — supplements are avoided (hyperkalemia risk) — and phosphate binders are taken with meals to control phosphorus. NSAIDs and other nephrotoxins are avoided; all OTC drugs need physician approval.</w:t>
+      </w:r>
+    </w:p>
+    <w:p>
+      <w:r>
+        <w:t xml:space="preserve">🔍 Key Clues: "CKD" + "medications" → potassium avoidance + phosphate binders with meals.</w:t>
+      </w:r>
+    </w:p>
+    <w:p>
+      <w:r>
+        <w:t xml:space="preserve">❌ Why Not Other Options?</w:t>
+      </w:r>
+    </w:p>
+    <w:p>
+      <w:r>
+        <w:t xml:space="preserve">(b) — Vitamins also need selection (avoid high K/P formulations).</w:t>
+      </w:r>
+    </w:p>
+    <w:p>
+      <w:r>
+        <w:t xml:space="preserve">(c) — Monitoring is essential for every drug in CKD.</w:t>
+      </w:r>
+    </w:p>
+    <w:p>
+      <w:r>
+        <w:t xml:space="preserve">(d) — OTC drugs (NSAIDs) are dangerous in CKD.</w:t>
+      </w:r>
+    </w:p>
+    <w:p>
+      <w:r>
+        <w:t xml:space="preserve">⚠️ Exam Trap: NSAIDs + CKD = nephrotoxicity; phosphate binders must be taken WITH meals.</w:t>
+      </w:r>
+    </w:p>
+    <w:p>
+      <w:r>
+        <w:t xml:space="preserve">💎 PNC Pearl: CKD drugs: no K⁺, binders with food, no NSAIDs.</w:t>
+      </w:r>
+    </w:p>
+    <w:p>
+      <w:r>
+        <w:t xml:space="preserve">Positive Marks: 1</w:t>
+      </w:r>
+    </w:p>
+    <w:p>
+      <w:r>
+        <w:t xml:space="preserve">Negative Marks: 0.25</w:t>
+      </w:r>
+    </w:p>
+    <w:p>
+      <w:r>
+        <w:t xml:space="preserve"/>
+      </w:r>
+    </w:p>
+    <w:p>
+      <w:r>
+        <w:t xml:space="preserve">Question: A patient at 26 weeks of gestation is being screened for preeclampsia. Which finding is most concerning?</w:t>
+      </w:r>
+    </w:p>
+    <w:p>
+      <w:r>
+        <w:t xml:space="preserve">(a) New-onset hypertension with proteinuria</w:t>
+      </w:r>
+    </w:p>
+    <w:p>
+      <w:r>
+        <w:t xml:space="preserve">(b) Mild ankle swelling</w:t>
+      </w:r>
+    </w:p>
+    <w:p>
+      <w:r>
+        <w:t xml:space="preserve">(c) Occasional heartburn</w:t>
+      </w:r>
+    </w:p>
+    <w:p>
+      <w:r>
+        <w:t xml:space="preserve">(d) Weight gain of 0.5 kg in a month</w:t>
+      </w:r>
+    </w:p>
+    <w:p>
+      <w:r>
+        <w:t xml:space="preserve">Answer: a</w:t>
+      </w:r>
+    </w:p>
+    <w:p>
+      <w:r>
+        <w:t xml:space="preserve">Solution: ✅ Correct Answer: (a)</w:t>
+      </w:r>
+    </w:p>
+    <w:p>
+      <w:r>
+        <w:t xml:space="preserve">🧠 Clinical Rationale: New hypertension (≥140/90) with proteinuria after 20 weeks defines preeclampsia — a serious condition requiring monitoring and management. Mild ankle edema, heartburn, and modest weight gain are normal pregnancy changes.</w:t>
+      </w:r>
+    </w:p>
+    <w:p>
+      <w:r>
+        <w:t xml:space="preserve">🔍 Key Clues: "Most concerning" in preeclampsia screening → new BP rise + proteinuria.</w:t>
+      </w:r>
+    </w:p>
+    <w:p>
+      <w:r>
+        <w:t xml:space="preserve">❌ Why Not Other Options?</w:t>
+      </w:r>
+    </w:p>
+    <w:p>
+      <w:r>
+        <w:t xml:space="preserve">(b) — Mild ankle edema is a normal third-trimester change.</w:t>
+      </w:r>
+    </w:p>
+    <w:p>
+      <w:r>
+        <w:t xml:space="preserve">(c) — Heartburn is common in pregnancy.</w:t>
+      </w:r>
+    </w:p>
+    <w:p>
+      <w:r>
+        <w:t xml:space="preserve">(d) — 0.5 kg/month weight gain is normal.</w:t>
+      </w:r>
+    </w:p>
+    <w:p>
+      <w:r>
+        <w:t xml:space="preserve">⚠️ Exam Trap: Preeclampsia = hypertension + proteinuria after 20 weeks — the diagnostic pairing.</w:t>
+      </w:r>
+    </w:p>
+    <w:p>
+      <w:r>
+        <w:t xml:space="preserve">💎 PNC Pearl: BP + protein = preeclampsia; edema alone = normal pregnancy.</w:t>
+      </w:r>
+    </w:p>
+    <w:p>
+      <w:r>
+        <w:t xml:space="preserve">Positive Marks: 1</w:t>
+      </w:r>
+    </w:p>
+    <w:p>
+      <w:r>
+        <w:t xml:space="preserve">Negative Marks: 0.25</w:t>
+      </w:r>
+    </w:p>
+    <w:p>
+      <w:r>
+        <w:t xml:space="preserve"/>
+      </w:r>
+    </w:p>
+    <w:p>
+      <w:r>
+        <w:t xml:space="preserve">Question: A 6-month-old infant with acute watery diarrhea has some dehydration. The nurse should administer:</w:t>
+      </w:r>
+    </w:p>
+    <w:p>
+      <w:r>
+        <w:t xml:space="preserve">(a) ORS 75 mL/kg over 4 hours (Plan B)</w:t>
+      </w:r>
+    </w:p>
+    <w:p>
+      <w:r>
+        <w:t xml:space="preserve">(b) IV fluids immediately</w:t>
+      </w:r>
+    </w:p>
+    <w:p>
+      <w:r>
+        <w:t xml:space="preserve">(c) Plain water</w:t>
+      </w:r>
+    </w:p>
+    <w:p>
+      <w:r>
+        <w:t xml:space="preserve">(d) Soft drinks</w:t>
+      </w:r>
+    </w:p>
+    <w:p>
+      <w:r>
+        <w:t xml:space="preserve">Answer: a</w:t>
+      </w:r>
+    </w:p>
+    <w:p>
+      <w:r>
+        <w:t xml:space="preserve">Solution: ✅ Correct Answer: (a)</w:t>
+      </w:r>
+    </w:p>
+    <w:p>
+      <w:r>
+        <w:t xml:space="preserve">🧠 Clinical Rationale: Some dehydration = WHO Plan B — ORS 75 mL/kg over 4 hours in small frequent sips, then reassess. Severe dehydration (lethargy, poor perfusion) requires IV fluids (Plan C).</w:t>
+      </w:r>
+    </w:p>
+    <w:p>
+      <w:r>
+        <w:t xml:space="preserve">🔍 Key Clues: "Some dehydration" → Plan B → ORS 75 mL/kg/4 hr.</w:t>
+      </w:r>
+    </w:p>
+    <w:p>
+      <w:r>
+        <w:t xml:space="preserve">❌ Why Not Other Options?</w:t>
+      </w:r>
+    </w:p>
+    <w:p>
+      <w:r>
+        <w:t xml:space="preserve">(b) — IV fluids are for severe dehydration with shock (Plan C).</w:t>
+      </w:r>
+    </w:p>
+    <w:p>
+      <w:r>
+        <w:t xml:space="preserve">(c) — Plain water lacks the electrolytes needed for rehydration.</w:t>
+      </w:r>
+    </w:p>
+    <w:p>
+      <w:r>
+        <w:t xml:space="preserve">(d) — Soft drinks worsen osmotic diarrhea.</w:t>
+      </w:r>
+    </w:p>
+    <w:p>
+      <w:r>
+        <w:t xml:space="preserve">⚠️ Exam Trap: Plan A = none (home); Plan B = some (ORS 75); Plan C = severe (IV).</w:t>
+      </w:r>
+    </w:p>
+    <w:p>
+      <w:r>
+        <w:t xml:space="preserve">💎 PNC Pearl: Some dehydration = 75 mL/kg ORS over 4 hours.</w:t>
+      </w:r>
+    </w:p>
+    <w:p>
+      <w:r>
+        <w:t xml:space="preserve">Positive Marks: 1</w:t>
+      </w:r>
+    </w:p>
+    <w:p>
+      <w:r>
+        <w:t xml:space="preserve">Negative Marks: 0.25</w:t>
+      </w:r>
+    </w:p>
+    <w:p>
+      <w:r>
+        <w:t xml:space="preserve"/>
+      </w:r>
+    </w:p>
+    <w:p>
+      <w:r>
+        <w:t xml:space="preserve">Question: A patient with schizophrenia is being started on risperidone. The nurse should monitor for:</w:t>
+      </w:r>
+    </w:p>
+    <w:p>
+      <w:r>
+        <w:t xml:space="preserve">(a) Metabolic side effects (weight gain, diabetes) and extrapyramidal symptoms</w:t>
+      </w:r>
+    </w:p>
+    <w:p>
+      <w:r>
+        <w:t xml:space="preserve">(b) Hyperkalemia</w:t>
+      </w:r>
+    </w:p>
+    <w:p>
+      <w:r>
+        <w:t xml:space="preserve">(c) Bradycardia only</w:t>
+      </w:r>
+    </w:p>
+    <w:p>
+      <w:r>
+        <w:t xml:space="preserve">(d) Constipation only</w:t>
+      </w:r>
+    </w:p>
+    <w:p>
+      <w:r>
+        <w:t xml:space="preserve">Answer: a</w:t>
+      </w:r>
+    </w:p>
+    <w:p>
+      <w:r>
+        <w:t xml:space="preserve">Solution: ✅ Correct Answer: (a)</w:t>
+      </w:r>
+    </w:p>
+    <w:p>
+      <w:r>
+        <w:t xml:space="preserve">🧠 Clinical Rationale: Risperidone, an atypical antipsychotic, causes metabolic effects (weight gain, glucose and lipid changes) and extrapyramidal symptoms at higher doses. The nurse monitors metabolic parameters and movement symptoms (akathisia, rigidity).</w:t>
+      </w:r>
+    </w:p>
+    <w:p>
+      <w:r>
+        <w:t xml:space="preserve">🔍 Key Clues: "Risperidone" → metabolic + EPS monitoring.</w:t>
+      </w:r>
+    </w:p>
+    <w:p>
+      <w:r>
+        <w:t xml:space="preserve">❌ Why Not Other Options?</w:t>
+      </w:r>
+    </w:p>
+    <w:p>
+      <w:r>
+        <w:t xml:space="preserve">(b) — Hyperkalemia is not a risperidone effect.</w:t>
+      </w:r>
+    </w:p>
+    <w:p>
+      <w:r>
+        <w:t xml:space="preserve">(c) — Bradycardia is not characteristic.</w:t>
+      </w:r>
+    </w:p>
+    <w:p>
+      <w:r>
+        <w:t xml:space="preserve">(d) — Constipation is minor compared to metabolic/EPS risks.</w:t>
+      </w:r>
+    </w:p>
+    <w:p>
+      <w:r>
+        <w:t xml:space="preserve">⚠️ Exam Trap: Atypical antipsychotics = metabolic syndrome watch (weight, glucose, lipids).</w:t>
+      </w:r>
+    </w:p>
+    <w:p>
+      <w:r>
+        <w:t xml:space="preserve">💎 PNC Pearl: Risperidone = weigh, check glucose, watch for stiffness.</w:t>
+      </w:r>
+    </w:p>
+    <w:p>
+      <w:r>
+        <w:t xml:space="preserve">Positive Marks: 1</w:t>
+      </w:r>
+    </w:p>
+    <w:p>
+      <w:r>
+        <w:t xml:space="preserve">Negative Marks: 0.25</w:t>
+      </w:r>
+    </w:p>
+    <w:p>
+      <w:r>
+        <w:t xml:space="preserve"/>
+      </w:r>
+    </w:p>
+    <w:p>
+      <w:r>
+        <w:t xml:space="preserve">Question: The "Pradhan Mantri Bhartiya Janaushadhi Kendra" aims to increase access to:</w:t>
+      </w:r>
+    </w:p>
+    <w:p>
+      <w:r>
+        <w:t xml:space="preserve">(a) Affordable generic medicines</w:t>
+      </w:r>
+    </w:p>
+    <w:p>
+      <w:r>
+        <w:t xml:space="preserve">(b) Imported luxury items</w:t>
+      </w:r>
+    </w:p>
+    <w:p>
+      <w:r>
+        <w:t xml:space="preserve">(c) Cosmetics</w:t>
+      </w:r>
+    </w:p>
+    <w:p>
+      <w:r>
+        <w:t xml:space="preserve">(d) Sports equipment</w:t>
+      </w:r>
+    </w:p>
+    <w:p>
+      <w:r>
+        <w:t xml:space="preserve">Answer: a</w:t>
+      </w:r>
+    </w:p>
+    <w:p>
+      <w:r>
+        <w:t xml:space="preserve">Solution: ✅ Correct Answer: (a)</w:t>
+      </w:r>
+    </w:p>
+    <w:p>
+      <w:r>
+        <w:t xml:space="preserve">🧠 Clinical Rationale: Jan Aushadhi Kendras provide affordable generic medicines — 50–90% cheaper than branded equivalents — improving medicine access and reducing out-of-pocket healthcare costs.</w:t>
+      </w:r>
+    </w:p>
+    <w:p>
+      <w:r>
+        <w:t xml:space="preserve">🔍 Key Clues: "Janaushadhi" = generic medicines → affordable access.</w:t>
+      </w:r>
+    </w:p>
+    <w:p>
+      <w:r>
+        <w:t xml:space="preserve">❌ Why Not Other Options?</w:t>
+      </w:r>
+    </w:p>
+    <w:p>
+      <w:r>
+        <w:t xml:space="preserve">(b), (c), (d) — The Kendras sell medicines, not luxury items, cosmetics, or sports equipment.</w:t>
+      </w:r>
+    </w:p>
+    <w:p>
+      <w:r>
+        <w:t xml:space="preserve">⚠️ Exam Trap: Generic ≠ inferior — bioequivalence is guaranteed.</w:t>
+      </w:r>
+    </w:p>
+    <w:p>
+      <w:r>
+        <w:t xml:space="preserve">💎 PNC Pearl: Jan Aushadhi = quality generics at half the price.</w:t>
+      </w:r>
+    </w:p>
+    <w:p>
+      <w:r>
+        <w:t xml:space="preserve">Positive Marks: 1</w:t>
+      </w:r>
+    </w:p>
+    <w:p>
+      <w:r>
+        <w:t xml:space="preserve">Negative Marks: 0.25</w:t>
+      </w:r>
+    </w:p>
+    <w:p>
+      <w:r>
+        <w:t xml:space="preserve"/>
+      </w:r>
+    </w:p>
+    <w:p>
+      <w:r>
+        <w:t xml:space="preserve">Question: The nurse is to administer 25 mg of a medication. The vial contains 10 mg/mL. The volume to give is:</w:t>
+      </w:r>
+    </w:p>
+    <w:p>
+      <w:r>
+        <w:t xml:space="preserve">(a) 1.5 mL</w:t>
+      </w:r>
+    </w:p>
+    <w:p>
+      <w:r>
+        <w:t xml:space="preserve">(b) 2 mL</w:t>
+      </w:r>
+    </w:p>
+    <w:p>
+      <w:r>
+        <w:t xml:space="preserve">(c) 2.5 mL</w:t>
+      </w:r>
+    </w:p>
+    <w:p>
+      <w:r>
+        <w:t xml:space="preserve">(d) 3.5 mL</w:t>
+      </w:r>
+    </w:p>
+    <w:p>
+      <w:r>
+        <w:t xml:space="preserve">Answer: c</w:t>
+      </w:r>
+    </w:p>
+    <w:p>
+      <w:r>
+        <w:t xml:space="preserve">Solution: ✅ Correct Answer: (c)</w:t>
+      </w:r>
+    </w:p>
+    <w:p>
+      <w:r>
+        <w:t xml:space="preserve">🧠 Clinical Rationale: Volume = Desired ÷ Concentration = 25 mg ÷ 10 mg/mL = 2.5 mL.</w:t>
+      </w:r>
+    </w:p>
+    <w:p>
+      <w:r>
+        <w:t xml:space="preserve">🔍 Key Clues: "25 mg" ordered, "10 mg/mL" available → 25 ÷ 10 = 2.5.</w:t>
+      </w:r>
+    </w:p>
+    <w:p>
+      <w:r>
+        <w:t xml:space="preserve">❌ Why Not Other Options?</w:t>
+      </w:r>
+    </w:p>
+    <w:p>
+      <w:r>
+        <w:t xml:space="preserve">(a) — 1.5 mL gives 15 mg.</w:t>
+      </w:r>
+    </w:p>
+    <w:p>
+      <w:r>
+        <w:t xml:space="preserve">(b) — 2 mL gives 20 mg — underdose.</w:t>
+      </w:r>
+    </w:p>
+    <w:p>
+      <w:r>
+        <w:t xml:space="preserve">(d) — 3.5 mL gives 35 mg — overdose.</w:t>
+      </w:r>
+    </w:p>
+    <w:p>
+      <w:r>
+        <w:t xml:space="preserve">⚠️ Exam Trap: Desired ÷ Have; watch the decimal in the result.</w:t>
+      </w:r>
+    </w:p>
+    <w:p>
+      <w:r>
+        <w:t xml:space="preserve">💎 PNC Pearl: 25 ÷ 10 = 2.5 mL.</w:t>
+      </w:r>
+    </w:p>
+    <w:p>
+      <w:r>
+        <w:t xml:space="preserve">Positive Marks: 1</w:t>
+      </w:r>
+    </w:p>
+    <w:p>
+      <w:r>
+        <w:t xml:space="preserve">Negative Marks: 0.25</w:t>
+      </w:r>
+    </w:p>
+    <w:p>
+      <w:r>
+        <w:t xml:space="preserve"/>
+      </w:r>
+    </w:p>
+    <w:p>
+      <w:r>
+        <w:t xml:space="preserve">Question: The primary function of the gallbladder is:</w:t>
+      </w:r>
+    </w:p>
+    <w:p>
+      <w:r>
+        <w:t xml:space="preserve">(a) Storing and concentrating bile</w:t>
+      </w:r>
+    </w:p>
+    <w:p>
+      <w:r>
+        <w:t xml:space="preserve">(b) Producing insulin</w:t>
+      </w:r>
+    </w:p>
+    <w:p>
+      <w:r>
+        <w:t xml:space="preserve">(c) Filtering blood</w:t>
+      </w:r>
+    </w:p>
+    <w:p>
+      <w:r>
+        <w:t xml:space="preserve">(d) Digesting proteins</w:t>
+      </w:r>
+    </w:p>
+    <w:p>
+      <w:r>
+        <w:t xml:space="preserve">Answer: a</w:t>
+      </w:r>
+    </w:p>
+    <w:p>
+      <w:r>
+        <w:t xml:space="preserve">Solution: ✅ Correct Answer: (a)</w:t>
+      </w:r>
+    </w:p>
+    <w:p>
+      <w:r>
+        <w:t xml:space="preserve">🧠 Clinical Rationale: The gallbladder stores and concentrates bile produced by the liver, releasing it after meals to emulsify fats. It is not essential — cholecystectomy is well tolerated.</w:t>
+      </w:r>
+    </w:p>
+    <w:p>
+      <w:r>
+        <w:t xml:space="preserve">🔍 Key Clues: "Gallbladder" → stores/concentrates bile (the liver MAKES bile).</w:t>
+      </w:r>
+    </w:p>
+    <w:p>
+      <w:r>
+        <w:t xml:space="preserve">❌ Why Not Other Options?</w:t>
+      </w:r>
+    </w:p>
+    <w:p>
+      <w:r>
+        <w:t xml:space="preserve">(b) — Insulin comes from the pancreas.</w:t>
+      </w:r>
+    </w:p>
+    <w:p>
+      <w:r>
+        <w:t xml:space="preserve">(c) — Blood filtering is the kidney/spleen's role.</w:t>
+      </w:r>
+    </w:p>
+    <w:p>
+      <w:r>
+        <w:t xml:space="preserve">(d) — Protein digestion happens in stomach/small intestine.</w:t>
+      </w:r>
+    </w:p>
+    <w:p>
+      <w:r>
+        <w:t xml:space="preserve">⚠️ Exam Trap: Liver PRODUCES bile; gallbladder STORES it — the classic pairing.</w:t>
+      </w:r>
+    </w:p>
+    <w:p>
+      <w:r>
+        <w:t xml:space="preserve">💎 PNC Pearl: Gallbladder = bile warehouse, not bile factory.</w:t>
+      </w:r>
+    </w:p>
+    <w:p>
+      <w:r>
+        <w:t xml:space="preserve">Positive Marks: 1</w:t>
+      </w:r>
+    </w:p>
+    <w:p>
+      <w:r>
+        <w:t xml:space="preserve">Negative Marks: 0.25</w:t>
+      </w:r>
+    </w:p>
+    <w:p>
+      <w:r>
+        <w:t xml:space="preserve"/>
+      </w:r>
+    </w:p>
+    <w:p>
+      <w:r>
+        <w:t xml:space="preserve">Question: A patient with a fractured femur is in skeletal traction with 10 kg of weight. The nurse should:</w:t>
+      </w:r>
+    </w:p>
+    <w:p>
+      <w:r>
+        <w:t xml:space="preserve">(a) Keep the weights hanging freely and never remove them without an order</w:t>
+      </w:r>
+    </w:p>
+    <w:p>
+      <w:r>
+        <w:t xml:space="preserve">(b) Rest the weights on the floor</w:t>
+      </w:r>
+    </w:p>
+    <w:p>
+      <w:r>
+        <w:t xml:space="preserve">(c) Increase the weights without an order</w:t>
+      </w:r>
+    </w:p>
+    <w:p>
+      <w:r>
+        <w:t xml:space="preserve">(d) Remove the weights at night</w:t>
+      </w:r>
+    </w:p>
+    <w:p>
+      <w:r>
+        <w:t xml:space="preserve">Answer: a</w:t>
+      </w:r>
+    </w:p>
+    <w:p>
+      <w:r>
+        <w:t xml:space="preserve">Solution: ✅ Correct Answer: (a)</w:t>
+      </w:r>
+    </w:p>
+    <w:p>
+      <w:r>
+        <w:t xml:space="preserve">🧠 Clinical Rationale: Traction weights must hang freely to maintain continuous pull for fracture alignment — they are never removed, rested, or adjusted without a physician's order. The nurse checks alignment, pin sites, and neurovascular status.</w:t>
+      </w:r>
+    </w:p>
+    <w:p>
+      <w:r>
+        <w:t xml:space="preserve">🔍 Key Clues: "Skeletal traction" + "10 kg" → weights hang free, never touched without orders.</w:t>
+      </w:r>
+    </w:p>
+    <w:p>
+      <w:r>
+        <w:t xml:space="preserve">❌ Why Not Other Options?</w:t>
+      </w:r>
+    </w:p>
+    <w:p>
+      <w:r>
+        <w:t xml:space="preserve">(b) — Resting weights on the floor defeats the traction.</w:t>
+      </w:r>
+    </w:p>
+    <w:p>
+      <w:r>
+        <w:t xml:space="preserve">(c) — Adjusting weights requires a physician's order.</w:t>
+      </w:r>
+    </w:p>
+    <w:p>
+      <w:r>
+        <w:t xml:space="preserve">(d) — Removing weights at night disrupts alignment and healing.</w:t>
+      </w:r>
+    </w:p>
+    <w:p>
+      <w:r>
+        <w:t xml:space="preserve">⚠️ Exam Trap: Weights off the floor, off the bed, always free-hanging.</w:t>
+      </w:r>
+    </w:p>
+    <w:p>
+      <w:r>
+        <w:t xml:space="preserve">💎 PNC Pearl: Traction rule = weights hang free, always.</w:t>
+      </w:r>
+    </w:p>
+    <w:p>
+      <w:r>
+        <w:t xml:space="preserve">Positive Marks: 1</w:t>
+      </w:r>
+    </w:p>
+    <w:p>
+      <w:r>
+        <w:t xml:space="preserve">Negative Marks: 0.25</w:t>
+      </w:r>
+    </w:p>
+    <w:p>
+      <w:r>
+        <w:t xml:space="preserve">Question: The normal serum potassium range is:</w:t>
+      </w:r>
+    </w:p>
+    <w:p>
+      <w:r>
+        <w:t xml:space="preserve">(a) 3.5–5.0 mEq/L</w:t>
+      </w:r>
+    </w:p>
+    <w:p>
+      <w:r>
+        <w:t xml:space="preserve">(b) 6.5–8.0 mEq/L</w:t>
+      </w:r>
+    </w:p>
+    <w:p>
+      <w:r>
+        <w:t xml:space="preserve">(c) 1.5–2.5 mEq/L</w:t>
+      </w:r>
+    </w:p>
+    <w:p>
+      <w:r>
+        <w:t xml:space="preserve">(d) 8.5–10 mEq/L</w:t>
+      </w:r>
+    </w:p>
+    <w:p>
+      <w:r>
+        <w:t xml:space="preserve">Answer: a</w:t>
+      </w:r>
+    </w:p>
+    <w:p>
+      <w:r>
+        <w:t xml:space="preserve">Solution: ✅ Correct Answer: (a)</w:t>
+      </w:r>
+    </w:p>
+    <w:p>
+      <w:r>
+        <w:t xml:space="preserve">🧠 Clinical Rationale: Normal potassium is 3.5–5.0 mEq/L. Hypokalemia causes weakness and arrhythmias; hyperkalemia causes peaked T waves and cardiac arrest. Potassium is the major intracellular cation.</w:t>
+      </w:r>
+    </w:p>
+    <w:p>
+      <w:r>
+        <w:t xml:space="preserve">🔍 Key Clues: "Normal potassium" → 3.5–5.0 mEq/L.</w:t>
+      </w:r>
+    </w:p>
+    <w:p>
+      <w:r>
+        <w:t xml:space="preserve">❌ Why Not Other Options?</w:t>
+      </w:r>
+    </w:p>
+    <w:p>
+      <w:r>
+        <w:t xml:space="preserve">(b), (d) — 6.5–8.0 and 8.5–10 are hyperkalemic ranges.</w:t>
+      </w:r>
+    </w:p>
+    <w:p>
+      <w:r>
+        <w:t xml:space="preserve">(c) — 1.5–2.5 is severe hypokalemia.</w:t>
+      </w:r>
+    </w:p>
+    <w:p>
+      <w:r>
+        <w:t xml:space="preserve">⚠️ Exam Trap: K⁺ = intracellular hero; the ECG changes (peaked T vs. U wave) flip with it.</w:t>
+      </w:r>
+    </w:p>
+    <w:p>
+      <w:r>
+        <w:t xml:space="preserve">💎 PNC Pearl: K⁺ 3.5–5.0 — the heart's rhythm keeper.</w:t>
+      </w:r>
+    </w:p>
+    <w:p>
+      <w:r>
+        <w:t xml:space="preserve">Positive Marks: 1</w:t>
+      </w:r>
+    </w:p>
+    <w:p>
+      <w:r>
+        <w:t xml:space="preserve">Negative Marks: 0.25</w:t>
+      </w:r>
+    </w:p>
+    <w:p>
+      <w:r>
+        <w:t xml:space="preserve"/>
+      </w:r>
+    </w:p>
+    <w:p>
+      <w:r>
+        <w:t xml:space="preserve">Question: The nurse is caring for a patient with a urinary catheter and notes the urine is cloudy with sediment. The nurse should:</w:t>
+      </w:r>
+    </w:p>
+    <w:p>
+      <w:r>
+        <w:t xml:space="preserve">(a) Report possible urinary tract infection</w:t>
+      </w:r>
+    </w:p>
+    <w:p>
+      <w:r>
+        <w:t xml:space="preserve">(b) Ignore the finding</w:t>
+      </w:r>
+    </w:p>
+    <w:p>
+      <w:r>
+        <w:t xml:space="preserve">(c) Remove the catheter without an order</w:t>
+      </w:r>
+    </w:p>
+    <w:p>
+      <w:r>
+        <w:t xml:space="preserve">(d) Irrigate routinely</w:t>
+      </w:r>
+    </w:p>
+    <w:p>
+      <w:r>
+        <w:t xml:space="preserve">Answer: a</w:t>
+      </w:r>
+    </w:p>
+    <w:p>
+      <w:r>
+        <w:t xml:space="preserve">Solution: ✅ Correct Answer: (a)</w:t>
+      </w:r>
+    </w:p>
+    <w:p>
+      <w:r>
+        <w:t xml:space="preserve">🧠 Clinical Rationale: Cloudy urine with sediment suggests infection or encrustation — the nurse reports it, collects a specimen if ordered, encourages fluids, and follows the treatment plan. Routine catheter irrigation is not recommended (infection risk).</w:t>
+      </w:r>
+    </w:p>
+    <w:p>
+      <w:r>
+        <w:t xml:space="preserve">🔍 Key Clues: "Cloudy urine + sediment" with catheter = possible UTI → report.</w:t>
+      </w:r>
+    </w:p>
+    <w:p>
+      <w:r>
+        <w:t xml:space="preserve">❌ Why Not Other Options?</w:t>
+      </w:r>
+    </w:p>
+    <w:p>
+      <w:r>
+        <w:t xml:space="preserve">(b) — Ignoring it risks ascending infection and sepsis.</w:t>
+      </w:r>
+    </w:p>
+    <w:p>
+      <w:r>
+        <w:t xml:space="preserve">(c) — Catheter removal requires an order.</w:t>
+      </w:r>
+    </w:p>
+    <w:p>
+      <w:r>
+        <w:t xml:space="preserve">(d) — Routine irrigation increases infection risk.</w:t>
+      </w:r>
+    </w:p>
+    <w:p>
+      <w:r>
+        <w:t xml:space="preserve">⚠️ Exam Trap: CAUTI prevention — don't irrigate routinely; keep the system closed.</w:t>
+      </w:r>
+    </w:p>
+    <w:p>
+      <w:r>
+        <w:t xml:space="preserve">💎 PNC Pearl: Cloudy urine = suspect infection, report it.</w:t>
+      </w:r>
+    </w:p>
+    <w:p>
+      <w:r>
+        <w:t xml:space="preserve">Positive Marks: 1</w:t>
+      </w:r>
+    </w:p>
+    <w:p>
+      <w:r>
+        <w:t xml:space="preserve">Negative Marks: 0.25</w:t>
+      </w:r>
+    </w:p>
+    <w:p>
+      <w:r>
+        <w:t xml:space="preserve"/>
+      </w:r>
+    </w:p>
+    <w:p>
+      <w:r>
+        <w:t xml:space="preserve">Question: A patient with acute pancreatitis has severe epigastric pain. Which position provides comfort?</w:t>
+      </w:r>
+    </w:p>
+    <w:p>
+      <w:r>
+        <w:t xml:space="preserve">(a) Sitting upright, leaning forward</w:t>
+      </w:r>
+    </w:p>
+    <w:p>
+      <w:r>
+        <w:t xml:space="preserve">(b) Lying flat supine</w:t>
+      </w:r>
+    </w:p>
+    <w:p>
+      <w:r>
+        <w:t xml:space="preserve">(c) Prone</w:t>
+      </w:r>
+    </w:p>
+    <w:p>
+      <w:r>
+        <w:t xml:space="preserve">(d) Trendelenburg</w:t>
+      </w:r>
+    </w:p>
+    <w:p>
+      <w:r>
+        <w:t xml:space="preserve">Answer: a</w:t>
+      </w:r>
+    </w:p>
+    <w:p>
+      <w:r>
+        <w:t xml:space="preserve">Solution: ✅ Correct Answer: (a)</w:t>
+      </w:r>
+    </w:p>
+    <w:p>
+      <w:r>
+        <w:t xml:space="preserve">🧠 Clinical Rationale: In acute pancreatitis, sitting upright leaning forward reduces pressure on the inflamed pancreas and eases pain; lying flat worsens it. The nurse positions for comfort, gives analgesia, and keeps the patient NPO.</w:t>
+      </w:r>
+    </w:p>
+    <w:p>
+      <w:r>
+        <w:t xml:space="preserve">🔍 Key Clues: "Acute pancreatitis" + pain → sitting leaning forward = comfort position.</w:t>
+      </w:r>
+    </w:p>
+    <w:p>
+      <w:r>
+        <w:t xml:space="preserve">❌ Why Not Other Options?</w:t>
+      </w:r>
+    </w:p>
+    <w:p>
+      <w:r>
+        <w:t xml:space="preserve">(b) — Supine increases abdominal tension and pain.</w:t>
+      </w:r>
+    </w:p>
+    <w:p>
+      <w:r>
+        <w:t xml:space="preserve">(c) — Prone is uncomfortable and impractical.</w:t>
+      </w:r>
+    </w:p>
+    <w:p>
+      <w:r>
+        <w:t xml:space="preserve">(d) — Trendelenburg increases abdominal pressure.</w:t>
+      </w:r>
+    </w:p>
+    <w:p>
+      <w:r>
+        <w:t xml:space="preserve">⚠️ Exam Trap: The "leaning forward" position is also classic for pericarditis — know both.</w:t>
+      </w:r>
+    </w:p>
+    <w:p>
+      <w:r>
+        <w:t xml:space="preserve">💎 PNC Pearl: Pancreatitis pain → sit up and lean forward.</w:t>
+      </w:r>
+    </w:p>
+    <w:p>
+      <w:r>
+        <w:t xml:space="preserve">Positive Marks: 1</w:t>
+      </w:r>
+    </w:p>
+    <w:p>
+      <w:r>
+        <w:t xml:space="preserve">Negative Marks: 0.25</w:t>
+      </w:r>
+    </w:p>
+    <w:p>
+      <w:r>
+        <w:t xml:space="preserve"/>
+      </w:r>
+    </w:p>
+    <w:p>
+      <w:r>
+        <w:t xml:space="preserve">Question: A patient at 38 weeks of gestation is in the latent phase of labor. The nurse should:</w:t>
+      </w:r>
+    </w:p>
+    <w:p>
+      <w:r>
+        <w:t xml:space="preserve">(a) Encourage rest, comfort measures, and hydration</w:t>
+      </w:r>
+    </w:p>
+    <w:p>
+      <w:r>
+        <w:t xml:space="preserve">(b) Rush the process</w:t>
+      </w:r>
+    </w:p>
+    <w:p>
+      <w:r>
+        <w:t xml:space="preserve">(c) Give heavy meals</w:t>
+      </w:r>
+    </w:p>
+    <w:p>
+      <w:r>
+        <w:t xml:space="preserve">(d) Restrict fluids</w:t>
+      </w:r>
+    </w:p>
+    <w:p>
+      <w:r>
+        <w:t xml:space="preserve">Answer: a</w:t>
+      </w:r>
+    </w:p>
+    <w:p>
+      <w:r>
+        <w:t xml:space="preserve">Solution: ✅ Correct Answer: (a)</w:t>
+      </w:r>
+    </w:p>
+    <w:p>
+      <w:r>
+        <w:t xml:space="preserve">🧠 Clinical Rationale: In the latent phase, the nurse encourages rest, ambulation, fluids, and comfort measures — conserving the mother's energy for active labor. Light snacks may be allowed; heavy meals are avoided.</w:t>
+      </w:r>
+    </w:p>
+    <w:p>
+      <w:r>
+        <w:t xml:space="preserve">🔍 Key Clues: "Latent phase" → rest + comfort + hydration, conserve energy.</w:t>
+      </w:r>
+    </w:p>
+    <w:p>
+      <w:r>
+        <w:t xml:space="preserve">❌ Why Not Other Options?</w:t>
+      </w:r>
+    </w:p>
+    <w:p>
+      <w:r>
+        <w:t xml:space="preserve">(b) — Rushing the process increases exhaustion.</w:t>
+      </w:r>
+    </w:p>
+    <w:p>
+      <w:r>
+        <w:t xml:space="preserve">(c) — Heavy meals are avoided (aspiration risk during delivery).</w:t>
+      </w:r>
+    </w:p>
+    <w:p>
+      <w:r>
+        <w:t xml:space="preserve">(d) — Hydration is encouraged.</w:t>
+      </w:r>
+    </w:p>
+    <w:p>
+      <w:r>
+        <w:t xml:space="preserve">⚠️ Exam Trap: Latent = conserve; active = monitor progress closely.</w:t>
+      </w:r>
+    </w:p>
+    <w:p>
+      <w:r>
+        <w:t xml:space="preserve">💎 PNC Pearl: Latent labor = rest up, energy for later.</w:t>
+      </w:r>
+    </w:p>
+    <w:p>
+      <w:r>
+        <w:t xml:space="preserve">Positive Marks: 1</w:t>
+      </w:r>
+    </w:p>
+    <w:p>
+      <w:r>
+        <w:t xml:space="preserve">Negative Marks: 0.25</w:t>
+      </w:r>
+    </w:p>
+    <w:p>
+      <w:r>
+        <w:t xml:space="preserve"/>
+      </w:r>
+    </w:p>
+    <w:p>
+      <w:r>
+        <w:t xml:space="preserve">Question: A 4-year-old child with pneumonia has chest indrawing and oxygen saturation of 90%. The nurse should:</w:t>
+      </w:r>
+    </w:p>
+    <w:p>
+      <w:r>
+        <w:t xml:space="preserve">(a) Classify as severe pneumonia — refer/oxygen urgently</w:t>
+      </w:r>
+    </w:p>
+    <w:p>
+      <w:r>
+        <w:t xml:space="preserve">(b) Reassure the parents</w:t>
+      </w:r>
+    </w:p>
+    <w:p>
+      <w:r>
+        <w:t xml:space="preserve">(c) Send the child home</w:t>
+      </w:r>
+    </w:p>
+    <w:p>
+      <w:r>
+        <w:t xml:space="preserve">(d) Give only paracetamol</w:t>
+      </w:r>
+    </w:p>
+    <w:p>
+      <w:r>
+        <w:t xml:space="preserve">Answer: a</w:t>
+      </w:r>
+    </w:p>
+    <w:p>
+      <w:r>
+        <w:t xml:space="preserve">Solution: ✅ Correct Answer: (a)</w:t>
+      </w:r>
+    </w:p>
+    <w:p>
+      <w:r>
+        <w:t xml:space="preserve">🧠 Clinical Rationale: Chest indrawing with SpO₂ &lt;90% = severe pneumonia per IMNCI — requiring oxygen, referral, and hospital care. The nurse monitors danger signs and prepares the child for treatment.</w:t>
+      </w:r>
+    </w:p>
+    <w:p>
+      <w:r>
+        <w:t xml:space="preserve">🔍 Key Clues: "Chest indrawing" + "SpO₂ 90%" = severe pneumonia → oxygen + referral.</w:t>
+      </w:r>
+    </w:p>
+    <w:p>
+      <w:r>
+        <w:t xml:space="preserve">❌ Why Not Other Options?</w:t>
+      </w:r>
+    </w:p>
+    <w:p>
+      <w:r>
+        <w:t xml:space="preserve">(b) — Reassurance delays life-saving treatment.</w:t>
+      </w:r>
+    </w:p>
+    <w:p>
+      <w:r>
+        <w:t xml:space="preserve">(c) — Home care is for non-severe pneumonia.</w:t>
+      </w:r>
+    </w:p>
+    <w:p>
+      <w:r>
+        <w:t xml:space="preserve">(d) — Paracetamol treats fever, not hypoxia.</w:t>
+      </w:r>
+    </w:p>
+    <w:p>
+      <w:r>
+        <w:t xml:space="preserve">⚠️ Exam Trap: IMNCI: fast breathing = pneumonia; chest indrawing = severe pneumonia.</w:t>
+      </w:r>
+    </w:p>
+    <w:p>
+      <w:r>
+        <w:t xml:space="preserve">💎 PNC Pearl: Indrawing + low SpO₂ = severe pneumonia = oxygen NOW.</w:t>
+      </w:r>
+    </w:p>
+    <w:p>
+      <w:r>
+        <w:t xml:space="preserve">Positive Marks: 1</w:t>
+      </w:r>
+    </w:p>
+    <w:p>
+      <w:r>
+        <w:t xml:space="preserve">Negative Marks: 0.25</w:t>
+      </w:r>
+    </w:p>
+    <w:p>
+      <w:r>
+        <w:t xml:space="preserve"/>
+      </w:r>
+    </w:p>
+    <w:p>
+      <w:r>
+        <w:t xml:space="preserve">Question: A patient with depression is being started on an SSRI. The nurse should monitor the patient for:</w:t>
+      </w:r>
+    </w:p>
+    <w:p>
+      <w:r>
+        <w:t xml:space="preserve">(a) Serotonin syndrome if combined with MAOIs or other serotonergic drugs</w:t>
+      </w:r>
+    </w:p>
+    <w:p>
+      <w:r>
+        <w:t xml:space="preserve">(b) Hyperkalemia</w:t>
+      </w:r>
+    </w:p>
+    <w:p>
+      <w:r>
+        <w:t xml:space="preserve">(c) Bradycardia</w:t>
+      </w:r>
+    </w:p>
+    <w:p>
+      <w:r>
+        <w:t xml:space="preserve">(d) Constipation only</w:t>
+      </w:r>
+    </w:p>
+    <w:p>
+      <w:r>
+        <w:t xml:space="preserve">Answer: a</w:t>
+      </w:r>
+    </w:p>
+    <w:p>
+      <w:r>
+        <w:t xml:space="preserve">Solution: ✅ Correct Answer: (a)</w:t>
+      </w:r>
+    </w:p>
+    <w:p>
+      <w:r>
+        <w:t xml:space="preserve">🧠 Clinical Rationale: SSRIs combined with MAOIs, tramadol, or St. John's wort can cause serotonin syndrome — agitation, hyperthermia, rigidity, and autonomic instability. The nurse reviews all medications and teaches avoidance of serotonergic combinations.</w:t>
+      </w:r>
+    </w:p>
+    <w:p>
+      <w:r>
+        <w:t xml:space="preserve">🔍 Key Clues: "SSRI" → serotonin syndrome risk with MAOIs/other serotonergics.</w:t>
+      </w:r>
+    </w:p>
+    <w:p>
+      <w:r>
+        <w:t xml:space="preserve">❌ Why Not Other Options?</w:t>
+      </w:r>
+    </w:p>
+    <w:p>
+      <w:r>
+        <w:t xml:space="preserve">(b), (c), (d) — Hyperkalemia, bradycardia, and constipation are not the defining SSRI risks.</w:t>
+      </w:r>
+    </w:p>
+    <w:p>
+      <w:r>
+        <w:t xml:space="preserve">⚠️ Exam Trap: SSRI + MAOI = serotonin syndrome — NEVER combine; 14-day washout needed.</w:t>
+      </w:r>
+    </w:p>
+    <w:p>
+      <w:r>
+        <w:t xml:space="preserve">💎 PNC Pearl: Serotonin syndrome = hot, rigid, agitated — check the drug list.</w:t>
+      </w:r>
+    </w:p>
+    <w:p>
+      <w:r>
+        <w:t xml:space="preserve">Positive Marks: 1</w:t>
+      </w:r>
+    </w:p>
+    <w:p>
+      <w:r>
+        <w:t xml:space="preserve">Negative Marks: 0.25</w:t>
+      </w:r>
+    </w:p>
+    <w:p>
+      <w:r>
+        <w:t xml:space="preserve"/>
+      </w:r>
+    </w:p>
+    <w:p>
+      <w:r>
+        <w:t xml:space="preserve">Question: The "Pradhan Mantri Gramin Digital Saksharta Abhiyan" aims to:</w:t>
+      </w:r>
+    </w:p>
+    <w:p>
+      <w:r>
+        <w:t xml:space="preserve">(a) Make rural citizens digitally literate</w:t>
+      </w:r>
+    </w:p>
+    <w:p>
+      <w:r>
+        <w:t xml:space="preserve">(b) Build roads</w:t>
+      </w:r>
+    </w:p>
+    <w:p>
+      <w:r>
+        <w:t xml:space="preserve">(c) Provide health insurance</w:t>
+      </w:r>
+    </w:p>
+    <w:p>
+      <w:r>
+        <w:t xml:space="preserve">(d) Train nurses</w:t>
+      </w:r>
+    </w:p>
+    <w:p>
+      <w:r>
+        <w:t xml:space="preserve">Answer: a</w:t>
+      </w:r>
+    </w:p>
+    <w:p>
+      <w:r>
+        <w:t xml:space="preserve">Solution: ✅ Correct Answer: (a)</w:t>
+      </w:r>
+    </w:p>
+    <w:p>
+      <w:r>
+        <w:t xml:space="preserve">🧠 Clinical Rationale: PMGDISHA (2017) aims to make at least one member of every rural household digitally literate — enabling use of digital services and bridging the urban–rural digital divide.</w:t>
+      </w:r>
+    </w:p>
+    <w:p>
+      <w:r>
+        <w:t xml:space="preserve">🔍 Key Clues: "Gramin" + "Digital Saksharta" → rural digital literacy.</w:t>
+      </w:r>
+    </w:p>
+    <w:p>
+      <w:r>
+        <w:t xml:space="preserve">❌ Why Not Other Options?</w:t>
+      </w:r>
+    </w:p>
+    <w:p>
+      <w:r>
+        <w:t xml:space="preserve">(b) — Roads fall under PMGSY.</w:t>
+      </w:r>
+    </w:p>
+    <w:p>
+      <w:r>
+        <w:t xml:space="preserve">(c) — Health insurance is a separate scheme.</w:t>
+      </w:r>
+    </w:p>
+    <w:p>
+      <w:r>
+        <w:t xml:space="preserve">(d) — Nursing training is not its purpose.</w:t>
+      </w:r>
+    </w:p>
+    <w:p>
+      <w:r>
+        <w:t xml:space="preserve">⚠️ Exam Trap: PMGDISHA = rural; PMDISHA = general — "Gramin" marks the rural one.</w:t>
+      </w:r>
+    </w:p>
+    <w:p>
+      <w:r>
+        <w:t xml:space="preserve">💎 PNC Pearl: PMGDISHA = one digitally literate member per rural household.</w:t>
+      </w:r>
+    </w:p>
+    <w:p>
+      <w:r>
+        <w:t xml:space="preserve">Positive Marks: 1</w:t>
+      </w:r>
+    </w:p>
+    <w:p>
+      <w:r>
+        <w:t xml:space="preserve">Negative Marks: 0.25</w:t>
+      </w:r>
+    </w:p>
+    <w:p>
+      <w:r>
+        <w:t xml:space="preserve"/>
+      </w:r>
+    </w:p>
+    <w:p>
+      <w:r>
+        <w:t xml:space="preserve">Question: The nurse is to give 0.3 mg of a medication. The vial contains 0.15 mg/mL. The volume to give is:</w:t>
+      </w:r>
+    </w:p>
+    <w:p>
+      <w:r>
+        <w:t xml:space="preserve">(a) 1 mL</w:t>
+      </w:r>
+    </w:p>
+    <w:p>
+      <w:r>
+        <w:t xml:space="preserve">(b) 2 mL</w:t>
+      </w:r>
+    </w:p>
+    <w:p>
+      <w:r>
+        <w:t xml:space="preserve">(c) 3 mL</w:t>
+      </w:r>
+    </w:p>
+    <w:p>
+      <w:r>
+        <w:t xml:space="preserve">(d) 4 mL</w:t>
+      </w:r>
+    </w:p>
+    <w:p>
+      <w:r>
+        <w:t xml:space="preserve">Answer: b</w:t>
+      </w:r>
+    </w:p>
+    <w:p>
+      <w:r>
+        <w:t xml:space="preserve">Solution: ✅ Correct Answer: (b)</w:t>
+      </w:r>
+    </w:p>
+    <w:p>
+      <w:r>
+        <w:t xml:space="preserve">🧠 Clinical Rationale: Volume = Desired ÷ Concentration = 0.3 mg ÷ 0.15 mg/mL = 2 mL.</w:t>
+      </w:r>
+    </w:p>
+    <w:p>
+      <w:r>
+        <w:t xml:space="preserve">🔍 Key Clues: "0.3 mg" ordered, "0.15 mg/mL" available → 0.3 ÷ 0.15 = 2.</w:t>
+      </w:r>
+    </w:p>
+    <w:p>
+      <w:r>
+        <w:t xml:space="preserve">❌ Why Not Other Options?</w:t>
+      </w:r>
+    </w:p>
+    <w:p>
+      <w:r>
+        <w:t xml:space="preserve">(a) — 1 mL gives 0.15 mg — half dose.</w:t>
+      </w:r>
+    </w:p>
+    <w:p>
+      <w:r>
+        <w:t xml:space="preserve">(c) — 3 mL gives 0.45 mg — overdose.</w:t>
+      </w:r>
+    </w:p>
+    <w:p>
+      <w:r>
+        <w:t xml:space="preserve">(d) — 4 mL gives 0.6 mg — double.</w:t>
+      </w:r>
+    </w:p>
+    <w:p>
+      <w:r>
+        <w:t xml:space="preserve">⚠️ Exam Trap: 0.3 ÷ 0.15 = 2 — the decimals double, not halve.</w:t>
+      </w:r>
+    </w:p>
+    <w:p>
+      <w:r>
+        <w:t xml:space="preserve">💎 PNC Pearl: 0.3 ÷ 0.15 = 2 mL.</w:t>
+      </w:r>
+    </w:p>
+    <w:p>
+      <w:r>
+        <w:t xml:space="preserve">Positive Marks: 1</w:t>
+      </w:r>
+    </w:p>
+    <w:p>
+      <w:r>
+        <w:t xml:space="preserve">Negative Marks: 0.25</w:t>
+      </w:r>
+    </w:p>
+    <w:p>
+      <w:r>
+        <w:t xml:space="preserve"/>
+      </w:r>
+    </w:p>
+    <w:p>
+      <w:r>
+        <w:t xml:space="preserve">Question: The organ that produces bile is the:</w:t>
+      </w:r>
+    </w:p>
+    <w:p>
+      <w:r>
+        <w:t xml:space="preserve">(a) Liver</w:t>
+      </w:r>
+    </w:p>
+    <w:p>
+      <w:r>
+        <w:t xml:space="preserve">(b) Gallbladder</w:t>
+      </w:r>
+    </w:p>
+    <w:p>
+      <w:r>
+        <w:t xml:space="preserve">(c) Spleen</w:t>
+      </w:r>
+    </w:p>
+    <w:p>
+      <w:r>
+        <w:t xml:space="preserve">(d) Stomach</w:t>
+      </w:r>
+    </w:p>
+    <w:p>
+      <w:r>
+        <w:t xml:space="preserve">Answer: a</w:t>
+      </w:r>
+    </w:p>
+    <w:p>
+      <w:r>
+        <w:t xml:space="preserve">Solution: ✅ Correct Answer: (a)</w:t>
+      </w:r>
+    </w:p>
+    <w:p>
+      <w:r>
+        <w:t xml:space="preserve">🧠 Clinical Rationale: The liver produces bile, which the gallbladder stores and concentrates. Bile emulsifies fats for digestion.</w:t>
+      </w:r>
+    </w:p>
+    <w:p>
+      <w:r>
+        <w:t xml:space="preserve">🔍 Key Clues: "Produces bile" → liver (gallbladder only stores it).</w:t>
+      </w:r>
+    </w:p>
+    <w:p>
+      <w:r>
+        <w:t xml:space="preserve">❌ Why Not Other Options?</w:t>
+      </w:r>
+    </w:p>
+    <w:p>
+      <w:r>
+        <w:t xml:space="preserve">(b) — The gallbladder stores bile; it does not produce it.</w:t>
+      </w:r>
+    </w:p>
+    <w:p>
+      <w:r>
+        <w:t xml:space="preserve">(c) — The spleen filters blood cells.</w:t>
+      </w:r>
+    </w:p>
+    <w:p>
+      <w:r>
+        <w:t xml:space="preserve">(d) — The stomach digests food.</w:t>
+      </w:r>
+    </w:p>
+    <w:p>
+      <w:r>
+        <w:t xml:space="preserve">⚠️ Exam Trap: Produces = liver; stores = gallbladder — never swap.</w:t>
+      </w:r>
+    </w:p>
+    <w:p>
+      <w:r>
+        <w:t xml:space="preserve">💎 PNC Pearl: Liver = bile factory; gallbladder = bile storage tank.</w:t>
+      </w:r>
+    </w:p>
+    <w:p>
+      <w:r>
+        <w:t xml:space="preserve">Positive Marks: 1</w:t>
+      </w:r>
+    </w:p>
+    <w:p>
+      <w:r>
+        <w:t xml:space="preserve">Negative Marks: 0.25</w:t>
+      </w:r>
+    </w:p>
+    <w:p>
+      <w:r>
+        <w:t xml:space="preserve"/>
+      </w:r>
+    </w:p>
+    <w:p>
+      <w:r>
+        <w:t xml:space="preserve">Question: A patient with a burn injury to the face and neck is at risk for which complication?</w:t>
+      </w:r>
+    </w:p>
+    <w:p>
+      <w:r>
+        <w:t xml:space="preserve">(a) Airway obstruction from edema</w:t>
+      </w:r>
+    </w:p>
+    <w:p>
+      <w:r>
+        <w:t xml:space="preserve">(b) Hypoglycemia</w:t>
+      </w:r>
+    </w:p>
+    <w:p>
+      <w:r>
+        <w:t xml:space="preserve">(c) Constipation</w:t>
+      </w:r>
+    </w:p>
+    <w:p>
+      <w:r>
+        <w:t xml:space="preserve">(d) Hyperthyroidism</w:t>
+      </w:r>
+    </w:p>
+    <w:p>
+      <w:r>
+        <w:t xml:space="preserve">Answer: a</w:t>
+      </w:r>
+    </w:p>
+    <w:p>
+      <w:r>
+        <w:t xml:space="preserve">Solution: ✅ Correct Answer: (a)</w:t>
+      </w:r>
+    </w:p>
+    <w:p>
+      <w:r>
+        <w:t xml:space="preserve">🧠 Clinical Rationale: Facial and neck burns cause progressive airway edema — the nurse assesses for stridor, hoarseness, and dyspnea, and prepares for early intubation. Airway management is the priority in facial/inhalation burns.</w:t>
+      </w:r>
+    </w:p>
+    <w:p>
+      <w:r>
+        <w:t xml:space="preserve">🔍 Key Clues: "Face and neck burns" → airway edema + obstruction risk.</w:t>
+      </w:r>
+    </w:p>
+    <w:p>
+      <w:r>
+        <w:t xml:space="preserve">❌ Why Not Other Options?</w:t>
+      </w:r>
+    </w:p>
+    <w:p>
+      <w:r>
+        <w:t xml:space="preserve">(b), (c), (d) — Hypoglycemia, constipation, and hyperthyroidism are not burn complications.</w:t>
+      </w:r>
+    </w:p>
+    <w:p>
+      <w:r>
+        <w:t xml:space="preserve">⚠️ Exam Trap: Intubate EARLY in facial burns — edema can make intubation impossible later.</w:t>
+      </w:r>
+    </w:p>
+    <w:p>
+      <w:r>
+        <w:t xml:space="preserve">💎 PNC Pearl: Face/neck burns = airway first, always.</w:t>
+      </w:r>
+    </w:p>
+    <w:p>
+      <w:r>
+        <w:t xml:space="preserve">Positive Marks: 1</w:t>
+      </w:r>
+    </w:p>
+    <w:p>
+      <w:r>
+        <w:t xml:space="preserve">Negative Marks: 0.25</w:t>
       </w:r>
     </w:p>
     <w:sectPr>
       <w:pgSz w:w="12240" w:h="15840"/>
-      <w:pgMar w:top="864" w:right="1008" w:bottom="864" w:left="1008" w:header="720" w:footer="720" w:gutter="0"/>
+      <w:pgMar w:top="1440" w:right="1800" w:bottom="1440" w:left="1800" w:header="720" w:footer="720" w:gutter="0"/>
       <w:cols w:space="720"/>
       <w:docGrid w:linePitch="360"/>
     </w:sectPr>
@@ -2535,10 +2130,6 @@
     <w:name w:val="Normal"/>
     <w:qFormat/>
     <w:rsid w:val="00FC693F"/>
-    <w:rPr>
-      <w:rFonts w:ascii="Calibri" w:hAnsi="Calibri"/>
-      <w:sz w:val="22"/>
-    </w:rPr>
   </w:style>
   <w:style w:type="paragraph" w:styleId="Header">
     <w:name w:val="header"/>
